--- a/Labs/Lab02/Lab02+徐炜杰+202383910029.docx
+++ b/Labs/Lab02/Lab02+徐炜杰+202383910029.docx
@@ -300,7 +300,7 @@
     </w:p>
     <w:p>
       <w:pPr>
-        <w:pStyle w:val="15"/>
+        <w:pStyle w:val="17"/>
         <w:numPr>
           <w:ilvl w:val="0"/>
           <w:numId w:val="1"/>
@@ -326,7 +326,7 @@
     </w:p>
     <w:p>
       <w:pPr>
-        <w:pStyle w:val="15"/>
+        <w:pStyle w:val="17"/>
         <w:numPr>
           <w:ilvl w:val="0"/>
           <w:numId w:val="1"/>
@@ -352,7 +352,7 @@
     </w:p>
     <w:p>
       <w:pPr>
-        <w:pStyle w:val="15"/>
+        <w:pStyle w:val="17"/>
         <w:numPr>
           <w:ilvl w:val="0"/>
           <w:numId w:val="1"/>
@@ -378,7 +378,7 @@
     </w:p>
     <w:p>
       <w:pPr>
-        <w:pStyle w:val="15"/>
+        <w:pStyle w:val="17"/>
         <w:numPr>
           <w:ilvl w:val="0"/>
           <w:numId w:val="1"/>
@@ -404,7 +404,7 @@
     </w:p>
     <w:p>
       <w:pPr>
-        <w:pStyle w:val="15"/>
+        <w:pStyle w:val="17"/>
         <w:numPr>
           <w:ilvl w:val="0"/>
           <w:numId w:val="1"/>
@@ -430,7 +430,7 @@
     </w:p>
     <w:p>
       <w:pPr>
-        <w:pStyle w:val="15"/>
+        <w:pStyle w:val="17"/>
         <w:numPr>
           <w:ilvl w:val="0"/>
           <w:numId w:val="1"/>
@@ -456,7 +456,7 @@
     </w:p>
     <w:p>
       <w:pPr>
-        <w:pStyle w:val="15"/>
+        <w:pStyle w:val="17"/>
         <w:numPr>
           <w:ilvl w:val="0"/>
           <w:numId w:val="1"/>
@@ -482,7 +482,7 @@
     </w:p>
     <w:p>
       <w:pPr>
-        <w:pStyle w:val="15"/>
+        <w:pStyle w:val="17"/>
         <w:numPr>
           <w:ilvl w:val="0"/>
           <w:numId w:val="1"/>
@@ -508,7 +508,7 @@
     </w:p>
     <w:p>
       <w:pPr>
-        <w:pStyle w:val="15"/>
+        <w:pStyle w:val="17"/>
         <w:numPr>
           <w:ilvl w:val="0"/>
           <w:numId w:val="2"/>
@@ -553,7 +553,7 @@
     </w:p>
     <w:p>
       <w:pPr>
-        <w:pStyle w:val="15"/>
+        <w:pStyle w:val="17"/>
         <w:numPr>
           <w:ilvl w:val="0"/>
           <w:numId w:val="3"/>
@@ -583,7 +583,7 @@
     </w:p>
     <w:p>
       <w:pPr>
-        <w:pStyle w:val="15"/>
+        <w:pStyle w:val="17"/>
         <w:widowControl/>
         <w:numPr>
           <w:ilvl w:val="0"/>
@@ -615,7 +615,7 @@
     </w:p>
     <w:p>
       <w:pPr>
-        <w:pStyle w:val="15"/>
+        <w:pStyle w:val="17"/>
         <w:numPr>
           <w:ilvl w:val="0"/>
           <w:numId w:val="3"/>
@@ -645,7 +645,7 @@
     </w:p>
     <w:p>
       <w:pPr>
-        <w:pStyle w:val="15"/>
+        <w:pStyle w:val="17"/>
         <w:widowControl/>
         <w:numPr>
           <w:ilvl w:val="0"/>
@@ -677,7 +677,7 @@
     </w:p>
     <w:p>
       <w:pPr>
-        <w:pStyle w:val="15"/>
+        <w:pStyle w:val="17"/>
         <w:numPr>
           <w:ilvl w:val="0"/>
           <w:numId w:val="3"/>
@@ -707,7 +707,7 @@
     </w:p>
     <w:p>
       <w:pPr>
-        <w:pStyle w:val="15"/>
+        <w:pStyle w:val="17"/>
         <w:widowControl/>
         <w:numPr>
           <w:ilvl w:val="0"/>
@@ -739,7 +739,7 @@
     </w:p>
     <w:p>
       <w:pPr>
-        <w:pStyle w:val="15"/>
+        <w:pStyle w:val="17"/>
         <w:numPr>
           <w:ilvl w:val="0"/>
           <w:numId w:val="3"/>
@@ -769,7 +769,7 @@
     </w:p>
     <w:p>
       <w:pPr>
-        <w:pStyle w:val="15"/>
+        <w:pStyle w:val="17"/>
         <w:widowControl/>
         <w:numPr>
           <w:ilvl w:val="0"/>
@@ -801,7 +801,7 @@
     </w:p>
     <w:p>
       <w:pPr>
-        <w:pStyle w:val="15"/>
+        <w:pStyle w:val="17"/>
         <w:numPr>
           <w:ilvl w:val="0"/>
           <w:numId w:val="3"/>
@@ -831,7 +831,7 @@
     </w:p>
     <w:p>
       <w:pPr>
-        <w:pStyle w:val="15"/>
+        <w:pStyle w:val="17"/>
         <w:widowControl/>
         <w:numPr>
           <w:ilvl w:val="0"/>
@@ -863,7 +863,7 @@
     </w:p>
     <w:p>
       <w:pPr>
-        <w:pStyle w:val="15"/>
+        <w:pStyle w:val="17"/>
         <w:numPr>
           <w:ilvl w:val="0"/>
           <w:numId w:val="3"/>
@@ -893,7 +893,7 @@
     </w:p>
     <w:p>
       <w:pPr>
-        <w:pStyle w:val="15"/>
+        <w:pStyle w:val="17"/>
         <w:widowControl/>
         <w:numPr>
           <w:ilvl w:val="0"/>
@@ -2347,11 +2347,12 @@
         <w:spacing w:line="300" w:lineRule="auto"/>
         <w:jc w:val="center"/>
       </w:pPr>
+      <w:bookmarkStart w:id="0" w:name="_GoBack"/>
       <w:r>
         <w:drawing>
           <wp:inline distT="0" distB="0" distL="114300" distR="114300">
-            <wp:extent cx="4410710" cy="2818765"/>
-            <wp:effectExtent l="0" t="0" r="8890" b="635"/>
+            <wp:extent cx="4717415" cy="3014980"/>
+            <wp:effectExtent l="0" t="0" r="6985" b="7620"/>
             <wp:docPr id="21" name="图片 21"/>
             <wp:cNvGraphicFramePr>
               <a:graphicFrameLocks xmlns:a="http://schemas.openxmlformats.org/drawingml/2006/main" noChangeAspect="1"/>
@@ -2374,7 +2375,7 @@
                   <pic:spPr>
                     <a:xfrm>
                       <a:off x="0" y="0"/>
-                      <a:ext cx="4410710" cy="2818765"/>
+                      <a:ext cx="4717415" cy="3014980"/>
                     </a:xfrm>
                     <a:prstGeom prst="rect">
                       <a:avLst/>
@@ -2391,6 +2392,7 @@
         </w:drawing>
       </w:r>
     </w:p>
+    <w:bookmarkEnd w:id="0"/>
     <w:p>
       <w:pPr>
         <w:widowControl w:val="0"/>
@@ -2577,8 +2579,6 @@
         </w:rPr>
         <w:t xml:space="preserve"> </w:t>
       </w:r>
-      <w:bookmarkStart w:id="0" w:name="_GoBack"/>
-      <w:bookmarkEnd w:id="0"/>
       <w:r>
         <w:rPr>
           <w:sz w:val="24"/>
@@ -2903,6 +2903,538 @@
         <w:spacing w:line="300" w:lineRule="auto"/>
         <w:jc w:val="both"/>
         <w:rPr>
+          <w:rFonts w:hint="eastAsia" w:eastAsia="黑体" w:cs="Times New Roman"/>
+          <w:b w:val="0"/>
+          <w:bCs/>
+          <w:kern w:val="0"/>
+          <w:sz w:val="24"/>
+          <w:szCs w:val="24"/>
+          <w:lang w:val="en-US" w:eastAsia="zh-CN"/>
+        </w:rPr>
+      </w:pPr>
+    </w:p>
+    <w:p>
+      <w:pPr>
+        <w:pStyle w:val="22"/>
+        <w:pageBreakBefore w:val="0"/>
+        <w:kinsoku/>
+        <w:wordWrap/>
+        <w:overflowPunct/>
+        <w:topLinePunct w:val="0"/>
+        <w:autoSpaceDE/>
+        <w:autoSpaceDN/>
+        <w:bidi w:val="0"/>
+        <w:spacing w:before="63" w:beforeLines="20" w:after="79" w:afterLines="25" w:afterAutospacing="0" w:line="300" w:lineRule="auto"/>
+        <w:rPr>
+          <w:rFonts w:hint="eastAsia" w:eastAsia="黑体" w:cs="Times New Roman"/>
+          <w:b w:val="0"/>
+          <w:bCs/>
+          <w:kern w:val="0"/>
+          <w:sz w:val="24"/>
+          <w:szCs w:val="24"/>
+          <w:lang w:val="en-US" w:eastAsia="zh-CN"/>
+        </w:rPr>
+      </w:pPr>
+      <w:r>
+        <w:rPr>
+          <w:rFonts w:hint="eastAsia"/>
+          <w:sz w:val="28"/>
+        </w:rPr>
+        <w:t>附录</w:t>
+      </w:r>
+      <w:r>
+        <w:rPr>
+          <w:rFonts w:hint="eastAsia"/>
+          <w:sz w:val="28"/>
+          <w:lang w:val="en-US" w:eastAsia="zh-CN"/>
+        </w:rPr>
+        <w:t xml:space="preserve"> 程序命令代码</w:t>
+      </w:r>
+    </w:p>
+    <w:tbl>
+      <w:tblPr>
+        <w:tblStyle w:val="8"/>
+        <w:tblW w:w="0" w:type="auto"/>
+        <w:tblInd w:w="0" w:type="dxa"/>
+        <w:tblBorders>
+          <w:top w:val="single" w:color="auto" w:sz="4" w:space="0"/>
+          <w:left w:val="single" w:color="auto" w:sz="4" w:space="0"/>
+          <w:bottom w:val="single" w:color="auto" w:sz="4" w:space="0"/>
+          <w:right w:val="single" w:color="auto" w:sz="4" w:space="0"/>
+          <w:insideH w:val="single" w:color="auto" w:sz="4" w:space="0"/>
+          <w:insideV w:val="none" w:color="auto" w:sz="0" w:space="0"/>
+        </w:tblBorders>
+        <w:tblLayout w:type="autofit"/>
+        <w:tblCellMar>
+          <w:top w:w="0" w:type="dxa"/>
+          <w:left w:w="108" w:type="dxa"/>
+          <w:bottom w:w="0" w:type="dxa"/>
+          <w:right w:w="108" w:type="dxa"/>
+        </w:tblCellMar>
+      </w:tblPr>
+      <w:tblGrid>
+        <w:gridCol w:w="8522"/>
+      </w:tblGrid>
+      <w:tr>
+        <w:tblPrEx>
+          <w:tblBorders>
+            <w:top w:val="single" w:color="auto" w:sz="4" w:space="0"/>
+            <w:left w:val="single" w:color="auto" w:sz="4" w:space="0"/>
+            <w:bottom w:val="single" w:color="auto" w:sz="4" w:space="0"/>
+            <w:right w:val="single" w:color="auto" w:sz="4" w:space="0"/>
+            <w:insideH w:val="single" w:color="auto" w:sz="4" w:space="0"/>
+            <w:insideV w:val="none" w:color="auto" w:sz="0" w:space="0"/>
+          </w:tblBorders>
+          <w:tblCellMar>
+            <w:top w:w="0" w:type="dxa"/>
+            <w:left w:w="108" w:type="dxa"/>
+            <w:bottom w:w="0" w:type="dxa"/>
+            <w:right w:w="108" w:type="dxa"/>
+          </w:tblCellMar>
+        </w:tblPrEx>
+        <w:tc>
+          <w:tcPr>
+            <w:tcW w:w="8522" w:type="dxa"/>
+            <w:tcBorders>
+              <w:top w:val="single" w:color="auto" w:sz="8" w:space="0"/>
+              <w:left w:val="single" w:color="auto" w:sz="8" w:space="0"/>
+              <w:bottom w:val="single" w:color="auto" w:sz="8" w:space="0"/>
+              <w:right w:val="single" w:color="auto" w:sz="8" w:space="0"/>
+            </w:tcBorders>
+            <w:shd w:val="clear" w:color="auto" w:fill="D7D7D7" w:themeFill="background1" w:themeFillShade="D8"/>
+          </w:tcPr>
+          <w:p>
+            <w:pPr>
+              <w:keepNext w:val="0"/>
+              <w:keepLines w:val="0"/>
+              <w:pageBreakBefore w:val="0"/>
+              <w:widowControl w:val="0"/>
+              <w:kinsoku/>
+              <w:wordWrap/>
+              <w:overflowPunct/>
+              <w:topLinePunct w:val="0"/>
+              <w:autoSpaceDE/>
+              <w:autoSpaceDN/>
+              <w:bidi w:val="0"/>
+              <w:adjustRightInd/>
+              <w:snapToGrid/>
+              <w:spacing w:line="300" w:lineRule="auto"/>
+              <w:ind w:left="0" w:leftChars="0" w:firstLine="0" w:firstLineChars="0"/>
+              <w:textAlignment w:val="auto"/>
+              <w:rPr>
+                <w:rFonts w:hint="default" w:eastAsia="宋体"/>
+                <w:sz w:val="28"/>
+                <w:vertAlign w:val="baseline"/>
+                <w:lang w:val="en-US" w:eastAsia="zh-CN"/>
+              </w:rPr>
+            </w:pPr>
+            <w:r>
+              <w:rPr>
+                <w:rFonts w:hint="default" w:ascii="Times New Roman" w:hAnsi="Times New Roman" w:eastAsia="宋体" w:cs="Times New Roman"/>
+                <w:sz w:val="24"/>
+                <w:szCs w:val="24"/>
+                <w:vertAlign w:val="baseline"/>
+                <w:lang w:val="en-US" w:eastAsia="zh-CN"/>
+              </w:rPr>
+              <w:t>附录</w:t>
+            </w:r>
+            <w:r>
+              <w:rPr>
+                <w:rFonts w:hint="eastAsia" w:ascii="Times New Roman" w:hAnsi="Times New Roman" w:cs="Times New Roman"/>
+                <w:sz w:val="24"/>
+                <w:szCs w:val="24"/>
+                <w:vertAlign w:val="baseline"/>
+                <w:lang w:val="en-US" w:eastAsia="zh-CN"/>
+              </w:rPr>
+              <w:t>1：运行第一个 Web 容器</w:t>
+            </w:r>
+          </w:p>
+        </w:tc>
+      </w:tr>
+      <w:tr>
+        <w:tblPrEx>
+          <w:tblBorders>
+            <w:top w:val="single" w:color="auto" w:sz="4" w:space="0"/>
+            <w:left w:val="single" w:color="auto" w:sz="4" w:space="0"/>
+            <w:bottom w:val="single" w:color="auto" w:sz="4" w:space="0"/>
+            <w:right w:val="single" w:color="auto" w:sz="4" w:space="0"/>
+            <w:insideH w:val="single" w:color="auto" w:sz="4" w:space="0"/>
+            <w:insideV w:val="none" w:color="auto" w:sz="0" w:space="0"/>
+          </w:tblBorders>
+          <w:tblCellMar>
+            <w:top w:w="0" w:type="dxa"/>
+            <w:left w:w="108" w:type="dxa"/>
+            <w:bottom w:w="0" w:type="dxa"/>
+            <w:right w:w="108" w:type="dxa"/>
+          </w:tblCellMar>
+        </w:tblPrEx>
+        <w:tc>
+          <w:tcPr>
+            <w:tcW w:w="8522" w:type="dxa"/>
+            <w:tcBorders>
+              <w:top w:val="single" w:color="auto" w:sz="8" w:space="0"/>
+              <w:left w:val="single" w:color="auto" w:sz="8" w:space="0"/>
+              <w:bottom w:val="single" w:color="auto" w:sz="8" w:space="0"/>
+              <w:right w:val="single" w:color="auto" w:sz="8" w:space="0"/>
+            </w:tcBorders>
+          </w:tcPr>
+          <w:p>
+            <w:pPr>
+              <w:keepNext w:val="0"/>
+              <w:keepLines w:val="0"/>
+              <w:widowControl/>
+              <w:suppressLineNumbers w:val="0"/>
+              <w:pBdr>
+                <w:top w:val="none" w:color="auto" w:sz="0" w:space="0"/>
+                <w:left w:val="none" w:color="auto" w:sz="0" w:space="0"/>
+                <w:bottom w:val="none" w:color="auto" w:sz="0" w:space="0"/>
+                <w:right w:val="none" w:color="auto" w:sz="0" w:space="0"/>
+              </w:pBdr>
+              <w:shd w:val="clear" w:fill="F8F8F8"/>
+              <w:spacing w:before="0" w:beforeAutospacing="0" w:after="0" w:afterAutospacing="0"/>
+              <w:ind w:left="0" w:firstLine="0"/>
+              <w:jc w:val="left"/>
+              <w:rPr>
+                <w:rFonts w:hint="eastAsia"/>
+                <w:sz w:val="28"/>
+                <w:szCs w:val="28"/>
+                <w:vertAlign w:val="baseline"/>
+              </w:rPr>
+            </w:pPr>
+            <w:r>
+              <w:rPr>
+                <w:rFonts w:hint="eastAsia"/>
+                <w:sz w:val="28"/>
+                <w:szCs w:val="28"/>
+                <w:vertAlign w:val="baseline"/>
+              </w:rPr>
+              <w:t>docker run -d -p 8080:80 docker/welcome-to-docker</w:t>
+            </w:r>
+          </w:p>
+          <w:p>
+            <w:pPr>
+              <w:keepNext w:val="0"/>
+              <w:keepLines w:val="0"/>
+              <w:widowControl/>
+              <w:suppressLineNumbers w:val="0"/>
+              <w:pBdr>
+                <w:top w:val="none" w:color="auto" w:sz="0" w:space="0"/>
+                <w:left w:val="none" w:color="auto" w:sz="0" w:space="0"/>
+                <w:bottom w:val="none" w:color="auto" w:sz="0" w:space="0"/>
+                <w:right w:val="none" w:color="auto" w:sz="0" w:space="0"/>
+              </w:pBdr>
+              <w:shd w:val="clear" w:fill="F8F8F8"/>
+              <w:spacing w:before="0" w:beforeAutospacing="0" w:after="0" w:afterAutospacing="0"/>
+              <w:ind w:left="0" w:firstLine="0"/>
+              <w:jc w:val="left"/>
+              <w:rPr>
+                <w:rFonts w:hint="eastAsia"/>
+                <w:sz w:val="28"/>
+                <w:vertAlign w:val="baseline"/>
+              </w:rPr>
+            </w:pPr>
+            <w:r>
+              <w:rPr>
+                <w:rFonts w:hint="eastAsia"/>
+                <w:sz w:val="28"/>
+                <w:vertAlign w:val="baseline"/>
+              </w:rPr>
+              <w:t>docker ps</w:t>
+            </w:r>
+          </w:p>
+          <w:p>
+            <w:pPr>
+              <w:keepNext w:val="0"/>
+              <w:keepLines w:val="0"/>
+              <w:widowControl/>
+              <w:suppressLineNumbers w:val="0"/>
+              <w:pBdr>
+                <w:top w:val="none" w:color="auto" w:sz="0" w:space="0"/>
+                <w:left w:val="none" w:color="auto" w:sz="0" w:space="0"/>
+                <w:bottom w:val="none" w:color="auto" w:sz="0" w:space="0"/>
+                <w:right w:val="none" w:color="auto" w:sz="0" w:space="0"/>
+              </w:pBdr>
+              <w:shd w:val="clear" w:fill="F8F8F8"/>
+              <w:spacing w:before="0" w:beforeAutospacing="0" w:after="0" w:afterAutospacing="0"/>
+              <w:ind w:left="0" w:firstLine="0"/>
+              <w:jc w:val="left"/>
+              <w:rPr>
+                <w:rFonts w:hint="eastAsia"/>
+                <w:sz w:val="28"/>
+                <w:vertAlign w:val="baseline"/>
+              </w:rPr>
+            </w:pPr>
+            <w:r>
+              <w:rPr>
+                <w:rFonts w:hint="eastAsia"/>
+                <w:sz w:val="28"/>
+                <w:vertAlign w:val="baseline"/>
+              </w:rPr>
+              <w:t>docker compose up</w:t>
+            </w:r>
+          </w:p>
+        </w:tc>
+      </w:tr>
+    </w:tbl>
+    <w:p>
+      <w:pPr>
+        <w:numPr>
+          <w:ilvl w:val="0"/>
+          <w:numId w:val="0"/>
+        </w:numPr>
+        <w:autoSpaceDE w:val="0"/>
+        <w:autoSpaceDN w:val="0"/>
+        <w:adjustRightInd w:val="0"/>
+        <w:spacing w:line="300" w:lineRule="auto"/>
+        <w:jc w:val="both"/>
+        <w:rPr>
+          <w:rFonts w:hint="eastAsia" w:eastAsia="黑体" w:cs="Times New Roman"/>
+          <w:b w:val="0"/>
+          <w:bCs/>
+          <w:kern w:val="0"/>
+          <w:sz w:val="24"/>
+          <w:szCs w:val="24"/>
+          <w:lang w:val="en-US" w:eastAsia="zh-CN"/>
+        </w:rPr>
+      </w:pPr>
+    </w:p>
+    <w:tbl>
+      <w:tblPr>
+        <w:tblStyle w:val="8"/>
+        <w:tblW w:w="0" w:type="auto"/>
+        <w:tblInd w:w="0" w:type="dxa"/>
+        <w:tblBorders>
+          <w:top w:val="single" w:color="auto" w:sz="4" w:space="0"/>
+          <w:left w:val="single" w:color="auto" w:sz="4" w:space="0"/>
+          <w:bottom w:val="single" w:color="auto" w:sz="4" w:space="0"/>
+          <w:right w:val="single" w:color="auto" w:sz="4" w:space="0"/>
+          <w:insideH w:val="single" w:color="auto" w:sz="4" w:space="0"/>
+          <w:insideV w:val="none" w:color="auto" w:sz="0" w:space="0"/>
+        </w:tblBorders>
+        <w:tblLayout w:type="autofit"/>
+        <w:tblCellMar>
+          <w:top w:w="0" w:type="dxa"/>
+          <w:left w:w="108" w:type="dxa"/>
+          <w:bottom w:w="0" w:type="dxa"/>
+          <w:right w:w="108" w:type="dxa"/>
+        </w:tblCellMar>
+      </w:tblPr>
+      <w:tblGrid>
+        <w:gridCol w:w="8522"/>
+      </w:tblGrid>
+      <w:tr>
+        <w:tblPrEx>
+          <w:tblBorders>
+            <w:top w:val="single" w:color="auto" w:sz="4" w:space="0"/>
+            <w:left w:val="single" w:color="auto" w:sz="4" w:space="0"/>
+            <w:bottom w:val="single" w:color="auto" w:sz="4" w:space="0"/>
+            <w:right w:val="single" w:color="auto" w:sz="4" w:space="0"/>
+            <w:insideH w:val="single" w:color="auto" w:sz="4" w:space="0"/>
+            <w:insideV w:val="none" w:color="auto" w:sz="0" w:space="0"/>
+          </w:tblBorders>
+          <w:tblCellMar>
+            <w:top w:w="0" w:type="dxa"/>
+            <w:left w:w="108" w:type="dxa"/>
+            <w:bottom w:w="0" w:type="dxa"/>
+            <w:right w:w="108" w:type="dxa"/>
+          </w:tblCellMar>
+        </w:tblPrEx>
+        <w:tc>
+          <w:tcPr>
+            <w:tcW w:w="8522" w:type="dxa"/>
+            <w:tcBorders>
+              <w:top w:val="single" w:color="auto" w:sz="8" w:space="0"/>
+              <w:left w:val="single" w:color="auto" w:sz="8" w:space="0"/>
+              <w:bottom w:val="single" w:color="auto" w:sz="8" w:space="0"/>
+              <w:right w:val="single" w:color="auto" w:sz="8" w:space="0"/>
+            </w:tcBorders>
+            <w:shd w:val="clear" w:color="auto" w:fill="D7D7D7" w:themeFill="background1" w:themeFillShade="D8"/>
+          </w:tcPr>
+          <w:p>
+            <w:pPr>
+              <w:keepNext w:val="0"/>
+              <w:keepLines w:val="0"/>
+              <w:pageBreakBefore w:val="0"/>
+              <w:widowControl w:val="0"/>
+              <w:kinsoku/>
+              <w:wordWrap/>
+              <w:overflowPunct/>
+              <w:topLinePunct w:val="0"/>
+              <w:autoSpaceDE/>
+              <w:autoSpaceDN/>
+              <w:bidi w:val="0"/>
+              <w:adjustRightInd/>
+              <w:snapToGrid/>
+              <w:spacing w:line="300" w:lineRule="auto"/>
+              <w:ind w:left="0" w:leftChars="0" w:firstLine="0" w:firstLineChars="0"/>
+              <w:textAlignment w:val="auto"/>
+              <w:rPr>
+                <w:rFonts w:hint="default" w:eastAsia="宋体"/>
+                <w:sz w:val="28"/>
+                <w:vertAlign w:val="baseline"/>
+                <w:lang w:val="en-US" w:eastAsia="zh-CN"/>
+              </w:rPr>
+            </w:pPr>
+            <w:r>
+              <w:rPr>
+                <w:rFonts w:hint="default" w:ascii="Times New Roman" w:hAnsi="Times New Roman" w:eastAsia="宋体" w:cs="Times New Roman"/>
+                <w:sz w:val="24"/>
+                <w:szCs w:val="24"/>
+                <w:vertAlign w:val="baseline"/>
+                <w:lang w:val="en-US" w:eastAsia="zh-CN"/>
+              </w:rPr>
+              <w:t>附录</w:t>
+            </w:r>
+            <w:r>
+              <w:rPr>
+                <w:rFonts w:hint="eastAsia" w:ascii="Times New Roman" w:hAnsi="Times New Roman" w:cs="Times New Roman"/>
+                <w:sz w:val="24"/>
+                <w:szCs w:val="24"/>
+                <w:vertAlign w:val="baseline"/>
+                <w:lang w:val="en-US" w:eastAsia="zh-CN"/>
+              </w:rPr>
+              <w:t>2：PostgreSQL 容器运行</w:t>
+            </w:r>
+          </w:p>
+        </w:tc>
+      </w:tr>
+      <w:tr>
+        <w:tblPrEx>
+          <w:tblBorders>
+            <w:top w:val="single" w:color="auto" w:sz="4" w:space="0"/>
+            <w:left w:val="single" w:color="auto" w:sz="4" w:space="0"/>
+            <w:bottom w:val="single" w:color="auto" w:sz="4" w:space="0"/>
+            <w:right w:val="single" w:color="auto" w:sz="4" w:space="0"/>
+            <w:insideH w:val="single" w:color="auto" w:sz="4" w:space="0"/>
+            <w:insideV w:val="none" w:color="auto" w:sz="0" w:space="0"/>
+          </w:tblBorders>
+          <w:tblCellMar>
+            <w:top w:w="0" w:type="dxa"/>
+            <w:left w:w="108" w:type="dxa"/>
+            <w:bottom w:w="0" w:type="dxa"/>
+            <w:right w:w="108" w:type="dxa"/>
+          </w:tblCellMar>
+        </w:tblPrEx>
+        <w:tc>
+          <w:tcPr>
+            <w:tcW w:w="8522" w:type="dxa"/>
+            <w:tcBorders>
+              <w:top w:val="single" w:color="auto" w:sz="8" w:space="0"/>
+              <w:left w:val="single" w:color="auto" w:sz="8" w:space="0"/>
+              <w:bottom w:val="single" w:color="auto" w:sz="8" w:space="0"/>
+              <w:right w:val="single" w:color="auto" w:sz="8" w:space="0"/>
+            </w:tcBorders>
+          </w:tcPr>
+          <w:p>
+            <w:pPr>
+              <w:keepNext w:val="0"/>
+              <w:keepLines w:val="0"/>
+              <w:widowControl/>
+              <w:suppressLineNumbers w:val="0"/>
+              <w:pBdr>
+                <w:top w:val="none" w:color="auto" w:sz="0" w:space="0"/>
+                <w:left w:val="none" w:color="auto" w:sz="0" w:space="0"/>
+                <w:bottom w:val="none" w:color="auto" w:sz="0" w:space="0"/>
+                <w:right w:val="none" w:color="auto" w:sz="0" w:space="0"/>
+              </w:pBdr>
+              <w:shd w:val="clear" w:fill="F8F8F8"/>
+              <w:spacing w:before="0" w:beforeAutospacing="0" w:after="0" w:afterAutospacing="0"/>
+              <w:ind w:left="0" w:firstLine="0"/>
+              <w:jc w:val="left"/>
+              <w:rPr>
+                <w:rFonts w:hint="eastAsia"/>
+                <w:sz w:val="28"/>
+                <w:szCs w:val="28"/>
+                <w:vertAlign w:val="baseline"/>
+              </w:rPr>
+            </w:pPr>
+            <w:r>
+              <w:rPr>
+                <w:rFonts w:hint="eastAsia"/>
+                <w:sz w:val="28"/>
+                <w:szCs w:val="28"/>
+                <w:vertAlign w:val="baseline"/>
+              </w:rPr>
+              <w:t>docker run -d -e POSTGRES_PASSWORD=secret -p 5432:5432 postgres</w:t>
+            </w:r>
+          </w:p>
+          <w:p>
+            <w:pPr>
+              <w:keepNext w:val="0"/>
+              <w:keepLines w:val="0"/>
+              <w:widowControl/>
+              <w:suppressLineNumbers w:val="0"/>
+              <w:pBdr>
+                <w:top w:val="none" w:color="auto" w:sz="0" w:space="0"/>
+                <w:left w:val="none" w:color="auto" w:sz="0" w:space="0"/>
+                <w:bottom w:val="none" w:color="auto" w:sz="0" w:space="0"/>
+                <w:right w:val="none" w:color="auto" w:sz="0" w:space="0"/>
+              </w:pBdr>
+              <w:shd w:val="clear" w:fill="F8F8F8"/>
+              <w:spacing w:before="0" w:beforeAutospacing="0" w:after="0" w:afterAutospacing="0"/>
+              <w:ind w:left="0" w:firstLine="0"/>
+              <w:jc w:val="left"/>
+              <w:rPr>
+                <w:rFonts w:hint="eastAsia"/>
+                <w:sz w:val="28"/>
+                <w:vertAlign w:val="baseline"/>
+              </w:rPr>
+            </w:pPr>
+            <w:r>
+              <w:rPr>
+                <w:rFonts w:hint="eastAsia"/>
+                <w:sz w:val="28"/>
+                <w:vertAlign w:val="baseline"/>
+              </w:rPr>
+              <w:t>docker run -d -e POSTGRES_PASSWORD=secret -p 5433:5432 postgres</w:t>
+            </w:r>
+          </w:p>
+          <w:p>
+            <w:pPr>
+              <w:keepNext w:val="0"/>
+              <w:keepLines w:val="0"/>
+              <w:widowControl/>
+              <w:suppressLineNumbers w:val="0"/>
+              <w:pBdr>
+                <w:top w:val="none" w:color="auto" w:sz="0" w:space="0"/>
+                <w:left w:val="none" w:color="auto" w:sz="0" w:space="0"/>
+                <w:bottom w:val="none" w:color="auto" w:sz="0" w:space="0"/>
+                <w:right w:val="none" w:color="auto" w:sz="0" w:space="0"/>
+              </w:pBdr>
+              <w:shd w:val="clear" w:fill="F8F8F8"/>
+              <w:spacing w:before="0" w:beforeAutospacing="0" w:after="0" w:afterAutospacing="0"/>
+              <w:ind w:left="0" w:firstLine="0"/>
+              <w:jc w:val="left"/>
+              <w:rPr>
+                <w:rFonts w:hint="eastAsia"/>
+                <w:sz w:val="28"/>
+                <w:vertAlign w:val="baseline"/>
+              </w:rPr>
+            </w:pPr>
+            <w:r>
+              <w:rPr>
+                <w:rFonts w:hint="eastAsia"/>
+                <w:sz w:val="28"/>
+                <w:vertAlign w:val="baseline"/>
+              </w:rPr>
+              <w:t>docker run -e foo=bar postgres env</w:t>
+            </w:r>
+          </w:p>
+        </w:tc>
+      </w:tr>
+    </w:tbl>
+    <w:p>
+      <w:pPr>
+        <w:numPr>
+          <w:ilvl w:val="0"/>
+          <w:numId w:val="0"/>
+        </w:numPr>
+        <w:autoSpaceDE w:val="0"/>
+        <w:autoSpaceDN w:val="0"/>
+        <w:adjustRightInd w:val="0"/>
+        <w:spacing w:line="300" w:lineRule="auto"/>
+        <w:jc w:val="both"/>
+        <w:rPr>
           <w:rFonts w:hint="default" w:eastAsia="黑体" w:cs="Times New Roman"/>
           <w:b w:val="0"/>
           <w:bCs/>
@@ -2913,6 +3445,2189 @@
         </w:rPr>
       </w:pPr>
     </w:p>
+    <w:tbl>
+      <w:tblPr>
+        <w:tblStyle w:val="8"/>
+        <w:tblW w:w="0" w:type="auto"/>
+        <w:tblInd w:w="0" w:type="dxa"/>
+        <w:tblBorders>
+          <w:top w:val="single" w:color="auto" w:sz="4" w:space="0"/>
+          <w:left w:val="single" w:color="auto" w:sz="4" w:space="0"/>
+          <w:bottom w:val="single" w:color="auto" w:sz="4" w:space="0"/>
+          <w:right w:val="single" w:color="auto" w:sz="4" w:space="0"/>
+          <w:insideH w:val="single" w:color="auto" w:sz="4" w:space="0"/>
+          <w:insideV w:val="none" w:color="auto" w:sz="0" w:space="0"/>
+        </w:tblBorders>
+        <w:tblLayout w:type="autofit"/>
+        <w:tblCellMar>
+          <w:top w:w="0" w:type="dxa"/>
+          <w:left w:w="108" w:type="dxa"/>
+          <w:bottom w:w="0" w:type="dxa"/>
+          <w:right w:w="108" w:type="dxa"/>
+        </w:tblCellMar>
+      </w:tblPr>
+      <w:tblGrid>
+        <w:gridCol w:w="8522"/>
+      </w:tblGrid>
+      <w:tr>
+        <w:tblPrEx>
+          <w:tblBorders>
+            <w:top w:val="single" w:color="auto" w:sz="4" w:space="0"/>
+            <w:left w:val="single" w:color="auto" w:sz="4" w:space="0"/>
+            <w:bottom w:val="single" w:color="auto" w:sz="4" w:space="0"/>
+            <w:right w:val="single" w:color="auto" w:sz="4" w:space="0"/>
+            <w:insideH w:val="single" w:color="auto" w:sz="4" w:space="0"/>
+            <w:insideV w:val="none" w:color="auto" w:sz="0" w:space="0"/>
+          </w:tblBorders>
+        </w:tblPrEx>
+        <w:tc>
+          <w:tcPr>
+            <w:tcW w:w="8522" w:type="dxa"/>
+            <w:tcBorders>
+              <w:top w:val="single" w:color="auto" w:sz="8" w:space="0"/>
+              <w:left w:val="single" w:color="auto" w:sz="8" w:space="0"/>
+              <w:bottom w:val="single" w:color="auto" w:sz="8" w:space="0"/>
+              <w:right w:val="single" w:color="auto" w:sz="8" w:space="0"/>
+            </w:tcBorders>
+            <w:shd w:val="clear" w:color="auto" w:fill="D7D7D7" w:themeFill="background1" w:themeFillShade="D8"/>
+          </w:tcPr>
+          <w:p>
+            <w:pPr>
+              <w:keepNext w:val="0"/>
+              <w:keepLines w:val="0"/>
+              <w:pageBreakBefore w:val="0"/>
+              <w:widowControl w:val="0"/>
+              <w:kinsoku/>
+              <w:wordWrap/>
+              <w:overflowPunct/>
+              <w:topLinePunct w:val="0"/>
+              <w:autoSpaceDE/>
+              <w:autoSpaceDN/>
+              <w:bidi w:val="0"/>
+              <w:adjustRightInd/>
+              <w:snapToGrid/>
+              <w:spacing w:line="300" w:lineRule="auto"/>
+              <w:ind w:left="0" w:leftChars="0" w:firstLine="0" w:firstLineChars="0"/>
+              <w:textAlignment w:val="auto"/>
+              <w:rPr>
+                <w:rFonts w:hint="default" w:eastAsia="宋体"/>
+                <w:sz w:val="28"/>
+                <w:vertAlign w:val="baseline"/>
+                <w:lang w:val="en-US" w:eastAsia="zh-CN"/>
+              </w:rPr>
+            </w:pPr>
+            <w:r>
+              <w:rPr>
+                <w:rFonts w:hint="default" w:ascii="Times New Roman" w:hAnsi="Times New Roman" w:eastAsia="宋体" w:cs="Times New Roman"/>
+                <w:sz w:val="24"/>
+                <w:szCs w:val="24"/>
+                <w:vertAlign w:val="baseline"/>
+                <w:lang w:val="en-US" w:eastAsia="zh-CN"/>
+              </w:rPr>
+              <w:t>附录</w:t>
+            </w:r>
+            <w:r>
+              <w:rPr>
+                <w:rFonts w:hint="eastAsia" w:ascii="Times New Roman" w:hAnsi="Times New Roman" w:cs="Times New Roman"/>
+                <w:sz w:val="24"/>
+                <w:szCs w:val="24"/>
+                <w:vertAlign w:val="baseline"/>
+                <w:lang w:val="en-US" w:eastAsia="zh-CN"/>
+              </w:rPr>
+              <w:t>3：设置资源限制</w:t>
+            </w:r>
+          </w:p>
+        </w:tc>
+      </w:tr>
+      <w:tr>
+        <w:tblPrEx>
+          <w:tblBorders>
+            <w:top w:val="single" w:color="auto" w:sz="4" w:space="0"/>
+            <w:left w:val="single" w:color="auto" w:sz="4" w:space="0"/>
+            <w:bottom w:val="single" w:color="auto" w:sz="4" w:space="0"/>
+            <w:right w:val="single" w:color="auto" w:sz="4" w:space="0"/>
+            <w:insideH w:val="single" w:color="auto" w:sz="4" w:space="0"/>
+            <w:insideV w:val="none" w:color="auto" w:sz="0" w:space="0"/>
+          </w:tblBorders>
+          <w:tblCellMar>
+            <w:top w:w="0" w:type="dxa"/>
+            <w:left w:w="108" w:type="dxa"/>
+            <w:bottom w:w="0" w:type="dxa"/>
+            <w:right w:w="108" w:type="dxa"/>
+          </w:tblCellMar>
+        </w:tblPrEx>
+        <w:tc>
+          <w:tcPr>
+            <w:tcW w:w="8522" w:type="dxa"/>
+            <w:tcBorders>
+              <w:top w:val="single" w:color="auto" w:sz="8" w:space="0"/>
+              <w:left w:val="single" w:color="auto" w:sz="8" w:space="0"/>
+              <w:bottom w:val="single" w:color="auto" w:sz="8" w:space="0"/>
+              <w:right w:val="single" w:color="auto" w:sz="8" w:space="0"/>
+            </w:tcBorders>
+          </w:tcPr>
+          <w:p>
+            <w:pPr>
+              <w:keepNext w:val="0"/>
+              <w:keepLines w:val="0"/>
+              <w:widowControl/>
+              <w:suppressLineNumbers w:val="0"/>
+              <w:pBdr>
+                <w:top w:val="none" w:color="auto" w:sz="0" w:space="0"/>
+                <w:left w:val="none" w:color="auto" w:sz="0" w:space="0"/>
+                <w:bottom w:val="none" w:color="auto" w:sz="0" w:space="0"/>
+                <w:right w:val="none" w:color="auto" w:sz="0" w:space="0"/>
+              </w:pBdr>
+              <w:shd w:val="clear" w:fill="F8F8F8"/>
+              <w:spacing w:before="0" w:beforeAutospacing="0" w:after="0" w:afterAutospacing="0"/>
+              <w:ind w:left="0" w:firstLine="0"/>
+              <w:jc w:val="left"/>
+              <w:rPr>
+                <w:rFonts w:hint="eastAsia"/>
+                <w:sz w:val="28"/>
+                <w:szCs w:val="28"/>
+                <w:vertAlign w:val="baseline"/>
+              </w:rPr>
+            </w:pPr>
+            <w:r>
+              <w:rPr>
+                <w:rFonts w:hint="eastAsia"/>
+                <w:sz w:val="28"/>
+                <w:szCs w:val="28"/>
+                <w:vertAlign w:val="baseline"/>
+              </w:rPr>
+              <w:t>docker run -d \</w:t>
+            </w:r>
+          </w:p>
+          <w:p>
+            <w:pPr>
+              <w:keepNext w:val="0"/>
+              <w:keepLines w:val="0"/>
+              <w:widowControl/>
+              <w:suppressLineNumbers w:val="0"/>
+              <w:pBdr>
+                <w:top w:val="none" w:color="auto" w:sz="0" w:space="0"/>
+                <w:left w:val="none" w:color="auto" w:sz="0" w:space="0"/>
+                <w:bottom w:val="none" w:color="auto" w:sz="0" w:space="0"/>
+                <w:right w:val="none" w:color="auto" w:sz="0" w:space="0"/>
+              </w:pBdr>
+              <w:shd w:val="clear" w:fill="F8F8F8"/>
+              <w:spacing w:before="0" w:beforeAutospacing="0" w:after="0" w:afterAutospacing="0"/>
+              <w:ind w:left="0" w:firstLine="0"/>
+              <w:jc w:val="left"/>
+              <w:rPr>
+                <w:rFonts w:hint="eastAsia"/>
+                <w:sz w:val="28"/>
+                <w:szCs w:val="28"/>
+                <w:vertAlign w:val="baseline"/>
+              </w:rPr>
+            </w:pPr>
+            <w:r>
+              <w:rPr>
+                <w:rFonts w:hint="eastAsia"/>
+                <w:sz w:val="28"/>
+                <w:szCs w:val="28"/>
+                <w:vertAlign w:val="baseline"/>
+              </w:rPr>
+              <w:t xml:space="preserve">  -e POSTGRES_PASSWORD=secret \</w:t>
+            </w:r>
+          </w:p>
+          <w:p>
+            <w:pPr>
+              <w:keepNext w:val="0"/>
+              <w:keepLines w:val="0"/>
+              <w:widowControl/>
+              <w:suppressLineNumbers w:val="0"/>
+              <w:pBdr>
+                <w:top w:val="none" w:color="auto" w:sz="0" w:space="0"/>
+                <w:left w:val="none" w:color="auto" w:sz="0" w:space="0"/>
+                <w:bottom w:val="none" w:color="auto" w:sz="0" w:space="0"/>
+                <w:right w:val="none" w:color="auto" w:sz="0" w:space="0"/>
+              </w:pBdr>
+              <w:shd w:val="clear" w:fill="F8F8F8"/>
+              <w:spacing w:before="0" w:beforeAutospacing="0" w:after="0" w:afterAutospacing="0"/>
+              <w:ind w:left="0" w:firstLine="0"/>
+              <w:jc w:val="left"/>
+              <w:rPr>
+                <w:rFonts w:hint="eastAsia"/>
+                <w:sz w:val="28"/>
+                <w:szCs w:val="28"/>
+                <w:vertAlign w:val="baseline"/>
+              </w:rPr>
+            </w:pPr>
+            <w:r>
+              <w:rPr>
+                <w:rFonts w:hint="eastAsia"/>
+                <w:sz w:val="28"/>
+                <w:szCs w:val="28"/>
+                <w:vertAlign w:val="baseline"/>
+              </w:rPr>
+              <w:t xml:space="preserve">  --memory="512m" \</w:t>
+            </w:r>
+          </w:p>
+          <w:p>
+            <w:pPr>
+              <w:keepNext w:val="0"/>
+              <w:keepLines w:val="0"/>
+              <w:widowControl/>
+              <w:suppressLineNumbers w:val="0"/>
+              <w:pBdr>
+                <w:top w:val="none" w:color="auto" w:sz="0" w:space="0"/>
+                <w:left w:val="none" w:color="auto" w:sz="0" w:space="0"/>
+                <w:bottom w:val="none" w:color="auto" w:sz="0" w:space="0"/>
+                <w:right w:val="none" w:color="auto" w:sz="0" w:space="0"/>
+              </w:pBdr>
+              <w:shd w:val="clear" w:fill="F8F8F8"/>
+              <w:spacing w:before="0" w:beforeAutospacing="0" w:after="0" w:afterAutospacing="0"/>
+              <w:ind w:left="0" w:firstLine="0"/>
+              <w:jc w:val="left"/>
+              <w:rPr>
+                <w:rFonts w:hint="eastAsia"/>
+                <w:sz w:val="28"/>
+                <w:szCs w:val="28"/>
+                <w:vertAlign w:val="baseline"/>
+              </w:rPr>
+            </w:pPr>
+            <w:r>
+              <w:rPr>
+                <w:rFonts w:hint="eastAsia"/>
+                <w:sz w:val="28"/>
+                <w:szCs w:val="28"/>
+                <w:vertAlign w:val="baseline"/>
+              </w:rPr>
+              <w:t xml:space="preserve">  --cpus="0.5" \</w:t>
+            </w:r>
+          </w:p>
+          <w:p>
+            <w:pPr>
+              <w:keepNext w:val="0"/>
+              <w:keepLines w:val="0"/>
+              <w:widowControl/>
+              <w:suppressLineNumbers w:val="0"/>
+              <w:pBdr>
+                <w:top w:val="none" w:color="auto" w:sz="0" w:space="0"/>
+                <w:left w:val="none" w:color="auto" w:sz="0" w:space="0"/>
+                <w:bottom w:val="none" w:color="auto" w:sz="0" w:space="0"/>
+                <w:right w:val="none" w:color="auto" w:sz="0" w:space="0"/>
+              </w:pBdr>
+              <w:shd w:val="clear" w:fill="F8F8F8"/>
+              <w:spacing w:before="0" w:beforeAutospacing="0" w:after="0" w:afterAutospacing="0"/>
+              <w:ind w:left="0" w:firstLine="0"/>
+              <w:jc w:val="left"/>
+              <w:rPr>
+                <w:rFonts w:hint="eastAsia"/>
+                <w:sz w:val="28"/>
+                <w:szCs w:val="28"/>
+                <w:vertAlign w:val="baseline"/>
+              </w:rPr>
+            </w:pPr>
+            <w:r>
+              <w:rPr>
+                <w:rFonts w:hint="eastAsia"/>
+                <w:sz w:val="28"/>
+                <w:szCs w:val="28"/>
+                <w:vertAlign w:val="baseline"/>
+              </w:rPr>
+              <w:t xml:space="preserve">  postgres</w:t>
+            </w:r>
+          </w:p>
+          <w:p>
+            <w:pPr>
+              <w:keepNext w:val="0"/>
+              <w:keepLines w:val="0"/>
+              <w:widowControl/>
+              <w:suppressLineNumbers w:val="0"/>
+              <w:pBdr>
+                <w:top w:val="none" w:color="auto" w:sz="0" w:space="0"/>
+                <w:left w:val="none" w:color="auto" w:sz="0" w:space="0"/>
+                <w:bottom w:val="none" w:color="auto" w:sz="0" w:space="0"/>
+                <w:right w:val="none" w:color="auto" w:sz="0" w:space="0"/>
+              </w:pBdr>
+              <w:shd w:val="clear" w:fill="F8F8F8"/>
+              <w:spacing w:before="0" w:beforeAutospacing="0" w:after="0" w:afterAutospacing="0"/>
+              <w:ind w:left="0" w:firstLine="0"/>
+              <w:jc w:val="left"/>
+              <w:rPr>
+                <w:rFonts w:hint="eastAsia"/>
+                <w:sz w:val="28"/>
+                <w:vertAlign w:val="baseline"/>
+              </w:rPr>
+            </w:pPr>
+            <w:r>
+              <w:rPr>
+                <w:rFonts w:hint="eastAsia"/>
+                <w:sz w:val="28"/>
+                <w:vertAlign w:val="baseline"/>
+              </w:rPr>
+              <w:t>docker stats</w:t>
+            </w:r>
+          </w:p>
+        </w:tc>
+      </w:tr>
+    </w:tbl>
+    <w:p>
+      <w:pPr>
+        <w:numPr>
+          <w:ilvl w:val="0"/>
+          <w:numId w:val="0"/>
+        </w:numPr>
+        <w:autoSpaceDE w:val="0"/>
+        <w:autoSpaceDN w:val="0"/>
+        <w:adjustRightInd w:val="0"/>
+        <w:spacing w:line="300" w:lineRule="auto"/>
+        <w:jc w:val="both"/>
+        <w:rPr>
+          <w:rFonts w:hint="default" w:ascii="Times New Roman" w:hAnsi="Times New Roman" w:eastAsia="黑体" w:cs="Times New Roman"/>
+          <w:b w:val="0"/>
+          <w:bCs/>
+          <w:kern w:val="0"/>
+          <w:sz w:val="24"/>
+          <w:szCs w:val="24"/>
+          <w:lang w:val="en-US" w:eastAsia="zh-CN"/>
+        </w:rPr>
+      </w:pPr>
+    </w:p>
+    <w:tbl>
+      <w:tblPr>
+        <w:tblStyle w:val="8"/>
+        <w:tblW w:w="0" w:type="auto"/>
+        <w:tblInd w:w="0" w:type="dxa"/>
+        <w:tblBorders>
+          <w:top w:val="single" w:color="auto" w:sz="4" w:space="0"/>
+          <w:left w:val="single" w:color="auto" w:sz="4" w:space="0"/>
+          <w:bottom w:val="single" w:color="auto" w:sz="4" w:space="0"/>
+          <w:right w:val="single" w:color="auto" w:sz="4" w:space="0"/>
+          <w:insideH w:val="single" w:color="auto" w:sz="4" w:space="0"/>
+          <w:insideV w:val="none" w:color="auto" w:sz="0" w:space="0"/>
+        </w:tblBorders>
+        <w:tblLayout w:type="autofit"/>
+        <w:tblCellMar>
+          <w:top w:w="0" w:type="dxa"/>
+          <w:left w:w="108" w:type="dxa"/>
+          <w:bottom w:w="0" w:type="dxa"/>
+          <w:right w:w="108" w:type="dxa"/>
+        </w:tblCellMar>
+      </w:tblPr>
+      <w:tblGrid>
+        <w:gridCol w:w="8522"/>
+      </w:tblGrid>
+      <w:tr>
+        <w:tblPrEx>
+          <w:tblBorders>
+            <w:top w:val="single" w:color="auto" w:sz="4" w:space="0"/>
+            <w:left w:val="single" w:color="auto" w:sz="4" w:space="0"/>
+            <w:bottom w:val="single" w:color="auto" w:sz="4" w:space="0"/>
+            <w:right w:val="single" w:color="auto" w:sz="4" w:space="0"/>
+            <w:insideH w:val="single" w:color="auto" w:sz="4" w:space="0"/>
+            <w:insideV w:val="none" w:color="auto" w:sz="0" w:space="0"/>
+          </w:tblBorders>
+          <w:tblCellMar>
+            <w:top w:w="0" w:type="dxa"/>
+            <w:left w:w="108" w:type="dxa"/>
+            <w:bottom w:w="0" w:type="dxa"/>
+            <w:right w:w="108" w:type="dxa"/>
+          </w:tblCellMar>
+        </w:tblPrEx>
+        <w:tc>
+          <w:tcPr>
+            <w:tcW w:w="8522" w:type="dxa"/>
+            <w:tcBorders>
+              <w:top w:val="single" w:color="auto" w:sz="8" w:space="0"/>
+              <w:left w:val="single" w:color="auto" w:sz="8" w:space="0"/>
+              <w:bottom w:val="single" w:color="auto" w:sz="8" w:space="0"/>
+              <w:right w:val="single" w:color="auto" w:sz="8" w:space="0"/>
+            </w:tcBorders>
+            <w:shd w:val="clear" w:color="auto" w:fill="D7D7D7" w:themeFill="background1" w:themeFillShade="D8"/>
+          </w:tcPr>
+          <w:p>
+            <w:pPr>
+              <w:keepNext w:val="0"/>
+              <w:keepLines w:val="0"/>
+              <w:pageBreakBefore w:val="0"/>
+              <w:widowControl w:val="0"/>
+              <w:kinsoku/>
+              <w:wordWrap/>
+              <w:overflowPunct/>
+              <w:topLinePunct w:val="0"/>
+              <w:autoSpaceDE/>
+              <w:autoSpaceDN/>
+              <w:bidi w:val="0"/>
+              <w:adjustRightInd/>
+              <w:snapToGrid/>
+              <w:spacing w:line="300" w:lineRule="auto"/>
+              <w:ind w:left="0" w:leftChars="0" w:firstLine="0" w:firstLineChars="0"/>
+              <w:textAlignment w:val="auto"/>
+              <w:rPr>
+                <w:rFonts w:hint="default" w:eastAsia="宋体"/>
+                <w:sz w:val="28"/>
+                <w:vertAlign w:val="baseline"/>
+                <w:lang w:val="en-US" w:eastAsia="zh-CN"/>
+              </w:rPr>
+            </w:pPr>
+            <w:r>
+              <w:rPr>
+                <w:rFonts w:hint="default" w:ascii="Times New Roman" w:hAnsi="Times New Roman" w:eastAsia="宋体" w:cs="Times New Roman"/>
+                <w:sz w:val="24"/>
+                <w:szCs w:val="24"/>
+                <w:vertAlign w:val="baseline"/>
+                <w:lang w:val="en-US" w:eastAsia="zh-CN"/>
+              </w:rPr>
+              <w:t>附录</w:t>
+            </w:r>
+            <w:r>
+              <w:rPr>
+                <w:rFonts w:hint="eastAsia" w:ascii="Times New Roman" w:hAnsi="Times New Roman" w:cs="Times New Roman"/>
+                <w:sz w:val="24"/>
+                <w:szCs w:val="24"/>
+                <w:vertAlign w:val="baseline"/>
+                <w:lang w:val="en-US" w:eastAsia="zh-CN"/>
+              </w:rPr>
+              <w:t>4：创建 Docker 网络并运行容器</w:t>
+            </w:r>
+          </w:p>
+        </w:tc>
+      </w:tr>
+      <w:tr>
+        <w:tblPrEx>
+          <w:tblBorders>
+            <w:top w:val="single" w:color="auto" w:sz="4" w:space="0"/>
+            <w:left w:val="single" w:color="auto" w:sz="4" w:space="0"/>
+            <w:bottom w:val="single" w:color="auto" w:sz="4" w:space="0"/>
+            <w:right w:val="single" w:color="auto" w:sz="4" w:space="0"/>
+            <w:insideH w:val="single" w:color="auto" w:sz="4" w:space="0"/>
+            <w:insideV w:val="none" w:color="auto" w:sz="0" w:space="0"/>
+          </w:tblBorders>
+          <w:tblCellMar>
+            <w:top w:w="0" w:type="dxa"/>
+            <w:left w:w="108" w:type="dxa"/>
+            <w:bottom w:w="0" w:type="dxa"/>
+            <w:right w:w="108" w:type="dxa"/>
+          </w:tblCellMar>
+        </w:tblPrEx>
+        <w:tc>
+          <w:tcPr>
+            <w:tcW w:w="8522" w:type="dxa"/>
+            <w:tcBorders>
+              <w:top w:val="single" w:color="auto" w:sz="8" w:space="0"/>
+              <w:left w:val="single" w:color="auto" w:sz="8" w:space="0"/>
+              <w:bottom w:val="single" w:color="auto" w:sz="8" w:space="0"/>
+              <w:right w:val="single" w:color="auto" w:sz="8" w:space="0"/>
+            </w:tcBorders>
+          </w:tcPr>
+          <w:p>
+            <w:pPr>
+              <w:keepNext w:val="0"/>
+              <w:keepLines w:val="0"/>
+              <w:widowControl/>
+              <w:suppressLineNumbers w:val="0"/>
+              <w:pBdr>
+                <w:top w:val="none" w:color="auto" w:sz="0" w:space="0"/>
+                <w:left w:val="none" w:color="auto" w:sz="0" w:space="0"/>
+                <w:bottom w:val="none" w:color="auto" w:sz="0" w:space="0"/>
+                <w:right w:val="none" w:color="auto" w:sz="0" w:space="0"/>
+              </w:pBdr>
+              <w:shd w:val="clear" w:fill="F8F8F8"/>
+              <w:spacing w:before="0" w:beforeAutospacing="0" w:after="0" w:afterAutospacing="0"/>
+              <w:ind w:left="0" w:firstLine="0"/>
+              <w:jc w:val="left"/>
+              <w:rPr>
+                <w:rFonts w:hint="eastAsia"/>
+                <w:sz w:val="28"/>
+                <w:szCs w:val="28"/>
+                <w:vertAlign w:val="baseline"/>
+              </w:rPr>
+            </w:pPr>
+            <w:r>
+              <w:rPr>
+                <w:rFonts w:hint="eastAsia"/>
+                <w:sz w:val="28"/>
+                <w:szCs w:val="28"/>
+                <w:vertAlign w:val="baseline"/>
+              </w:rPr>
+              <w:t>docker network create mynetwork</w:t>
+            </w:r>
+          </w:p>
+          <w:p>
+            <w:pPr>
+              <w:keepNext w:val="0"/>
+              <w:keepLines w:val="0"/>
+              <w:widowControl/>
+              <w:suppressLineNumbers w:val="0"/>
+              <w:pBdr>
+                <w:top w:val="none" w:color="auto" w:sz="0" w:space="0"/>
+                <w:left w:val="none" w:color="auto" w:sz="0" w:space="0"/>
+                <w:bottom w:val="none" w:color="auto" w:sz="0" w:space="0"/>
+                <w:right w:val="none" w:color="auto" w:sz="0" w:space="0"/>
+              </w:pBdr>
+              <w:shd w:val="clear" w:fill="F8F8F8"/>
+              <w:spacing w:before="0" w:beforeAutospacing="0" w:after="0" w:afterAutospacing="0"/>
+              <w:ind w:left="0" w:firstLine="0"/>
+              <w:jc w:val="left"/>
+              <w:rPr>
+                <w:rFonts w:hint="eastAsia"/>
+                <w:sz w:val="28"/>
+                <w:szCs w:val="28"/>
+                <w:vertAlign w:val="baseline"/>
+              </w:rPr>
+            </w:pPr>
+            <w:r>
+              <w:rPr>
+                <w:rFonts w:hint="eastAsia"/>
+                <w:sz w:val="28"/>
+                <w:szCs w:val="28"/>
+                <w:vertAlign w:val="baseline"/>
+              </w:rPr>
+              <w:t>docker network ls</w:t>
+            </w:r>
+          </w:p>
+          <w:p>
+            <w:pPr>
+              <w:keepNext w:val="0"/>
+              <w:keepLines w:val="0"/>
+              <w:widowControl/>
+              <w:suppressLineNumbers w:val="0"/>
+              <w:pBdr>
+                <w:top w:val="none" w:color="auto" w:sz="0" w:space="0"/>
+                <w:left w:val="none" w:color="auto" w:sz="0" w:space="0"/>
+                <w:bottom w:val="none" w:color="auto" w:sz="0" w:space="0"/>
+                <w:right w:val="none" w:color="auto" w:sz="0" w:space="0"/>
+              </w:pBdr>
+              <w:shd w:val="clear" w:fill="F8F8F8"/>
+              <w:spacing w:before="0" w:beforeAutospacing="0" w:after="0" w:afterAutospacing="0"/>
+              <w:ind w:left="0" w:firstLine="0"/>
+              <w:jc w:val="left"/>
+              <w:rPr>
+                <w:rFonts w:hint="eastAsia"/>
+                <w:sz w:val="28"/>
+                <w:vertAlign w:val="baseline"/>
+              </w:rPr>
+            </w:pPr>
+            <w:r>
+              <w:rPr>
+                <w:rFonts w:hint="eastAsia"/>
+                <w:sz w:val="28"/>
+                <w:vertAlign w:val="baseline"/>
+              </w:rPr>
+              <w:t>docker run -d \</w:t>
+            </w:r>
+          </w:p>
+          <w:p>
+            <w:pPr>
+              <w:keepNext w:val="0"/>
+              <w:keepLines w:val="0"/>
+              <w:widowControl/>
+              <w:suppressLineNumbers w:val="0"/>
+              <w:pBdr>
+                <w:top w:val="none" w:color="auto" w:sz="0" w:space="0"/>
+                <w:left w:val="none" w:color="auto" w:sz="0" w:space="0"/>
+                <w:bottom w:val="none" w:color="auto" w:sz="0" w:space="0"/>
+                <w:right w:val="none" w:color="auto" w:sz="0" w:space="0"/>
+              </w:pBdr>
+              <w:shd w:val="clear" w:fill="F8F8F8"/>
+              <w:spacing w:before="0" w:beforeAutospacing="0" w:after="0" w:afterAutospacing="0"/>
+              <w:ind w:left="0" w:firstLine="0"/>
+              <w:jc w:val="left"/>
+              <w:rPr>
+                <w:rFonts w:hint="eastAsia"/>
+                <w:sz w:val="28"/>
+                <w:vertAlign w:val="baseline"/>
+              </w:rPr>
+            </w:pPr>
+            <w:r>
+              <w:rPr>
+                <w:rFonts w:hint="eastAsia"/>
+                <w:sz w:val="28"/>
+                <w:vertAlign w:val="baseline"/>
+              </w:rPr>
+              <w:t xml:space="preserve">  -e POSTGRES_PASSWORD=secret \</w:t>
+            </w:r>
+          </w:p>
+          <w:p>
+            <w:pPr>
+              <w:keepNext w:val="0"/>
+              <w:keepLines w:val="0"/>
+              <w:widowControl/>
+              <w:suppressLineNumbers w:val="0"/>
+              <w:pBdr>
+                <w:top w:val="none" w:color="auto" w:sz="0" w:space="0"/>
+                <w:left w:val="none" w:color="auto" w:sz="0" w:space="0"/>
+                <w:bottom w:val="none" w:color="auto" w:sz="0" w:space="0"/>
+                <w:right w:val="none" w:color="auto" w:sz="0" w:space="0"/>
+              </w:pBdr>
+              <w:shd w:val="clear" w:fill="F8F8F8"/>
+              <w:spacing w:before="0" w:beforeAutospacing="0" w:after="0" w:afterAutospacing="0"/>
+              <w:ind w:left="0" w:firstLine="0"/>
+              <w:jc w:val="left"/>
+              <w:rPr>
+                <w:rFonts w:hint="eastAsia"/>
+                <w:sz w:val="28"/>
+                <w:vertAlign w:val="baseline"/>
+              </w:rPr>
+            </w:pPr>
+            <w:r>
+              <w:rPr>
+                <w:rFonts w:hint="eastAsia"/>
+                <w:sz w:val="28"/>
+                <w:vertAlign w:val="baseline"/>
+              </w:rPr>
+              <w:t xml:space="preserve">  -p 5434:5432 \</w:t>
+            </w:r>
+          </w:p>
+          <w:p>
+            <w:pPr>
+              <w:keepNext w:val="0"/>
+              <w:keepLines w:val="0"/>
+              <w:widowControl/>
+              <w:suppressLineNumbers w:val="0"/>
+              <w:pBdr>
+                <w:top w:val="none" w:color="auto" w:sz="0" w:space="0"/>
+                <w:left w:val="none" w:color="auto" w:sz="0" w:space="0"/>
+                <w:bottom w:val="none" w:color="auto" w:sz="0" w:space="0"/>
+                <w:right w:val="none" w:color="auto" w:sz="0" w:space="0"/>
+              </w:pBdr>
+              <w:shd w:val="clear" w:fill="F8F8F8"/>
+              <w:spacing w:before="0" w:beforeAutospacing="0" w:after="0" w:afterAutospacing="0"/>
+              <w:ind w:left="0" w:firstLine="0"/>
+              <w:jc w:val="left"/>
+              <w:rPr>
+                <w:rFonts w:hint="eastAsia"/>
+                <w:sz w:val="28"/>
+                <w:vertAlign w:val="baseline"/>
+              </w:rPr>
+            </w:pPr>
+            <w:r>
+              <w:rPr>
+                <w:rFonts w:hint="eastAsia"/>
+                <w:sz w:val="28"/>
+                <w:vertAlign w:val="baseline"/>
+              </w:rPr>
+              <w:t xml:space="preserve">  --network mynetwork \</w:t>
+            </w:r>
+          </w:p>
+          <w:p>
+            <w:pPr>
+              <w:keepNext w:val="0"/>
+              <w:keepLines w:val="0"/>
+              <w:widowControl/>
+              <w:suppressLineNumbers w:val="0"/>
+              <w:pBdr>
+                <w:top w:val="none" w:color="auto" w:sz="0" w:space="0"/>
+                <w:left w:val="none" w:color="auto" w:sz="0" w:space="0"/>
+                <w:bottom w:val="none" w:color="auto" w:sz="0" w:space="0"/>
+                <w:right w:val="none" w:color="auto" w:sz="0" w:space="0"/>
+              </w:pBdr>
+              <w:shd w:val="clear" w:fill="F8F8F8"/>
+              <w:spacing w:before="0" w:beforeAutospacing="0" w:after="0" w:afterAutospacing="0"/>
+              <w:ind w:left="0" w:firstLine="0"/>
+              <w:jc w:val="left"/>
+              <w:rPr>
+                <w:rFonts w:hint="eastAsia"/>
+                <w:sz w:val="28"/>
+                <w:vertAlign w:val="baseline"/>
+              </w:rPr>
+            </w:pPr>
+            <w:r>
+              <w:rPr>
+                <w:rFonts w:hint="eastAsia"/>
+                <w:sz w:val="28"/>
+                <w:vertAlign w:val="baseline"/>
+              </w:rPr>
+              <w:t xml:space="preserve">  postgres</w:t>
+            </w:r>
+          </w:p>
+        </w:tc>
+      </w:tr>
+    </w:tbl>
+    <w:p>
+      <w:pPr>
+        <w:numPr>
+          <w:ilvl w:val="0"/>
+          <w:numId w:val="0"/>
+        </w:numPr>
+        <w:autoSpaceDE w:val="0"/>
+        <w:autoSpaceDN w:val="0"/>
+        <w:adjustRightInd w:val="0"/>
+        <w:spacing w:line="300" w:lineRule="auto"/>
+        <w:jc w:val="both"/>
+        <w:rPr>
+          <w:rFonts w:hint="default" w:ascii="Times New Roman" w:hAnsi="Times New Roman" w:eastAsia="黑体" w:cs="Times New Roman"/>
+          <w:b w:val="0"/>
+          <w:bCs/>
+          <w:kern w:val="0"/>
+          <w:sz w:val="24"/>
+          <w:szCs w:val="24"/>
+          <w:lang w:val="en-US" w:eastAsia="zh-CN"/>
+        </w:rPr>
+      </w:pPr>
+    </w:p>
+    <w:tbl>
+      <w:tblPr>
+        <w:tblStyle w:val="8"/>
+        <w:tblW w:w="0" w:type="auto"/>
+        <w:tblInd w:w="0" w:type="dxa"/>
+        <w:tblBorders>
+          <w:top w:val="single" w:color="auto" w:sz="4" w:space="0"/>
+          <w:left w:val="single" w:color="auto" w:sz="4" w:space="0"/>
+          <w:bottom w:val="single" w:color="auto" w:sz="4" w:space="0"/>
+          <w:right w:val="single" w:color="auto" w:sz="4" w:space="0"/>
+          <w:insideH w:val="single" w:color="auto" w:sz="4" w:space="0"/>
+          <w:insideV w:val="none" w:color="auto" w:sz="0" w:space="0"/>
+        </w:tblBorders>
+        <w:tblLayout w:type="autofit"/>
+        <w:tblCellMar>
+          <w:top w:w="0" w:type="dxa"/>
+          <w:left w:w="108" w:type="dxa"/>
+          <w:bottom w:w="0" w:type="dxa"/>
+          <w:right w:w="108" w:type="dxa"/>
+        </w:tblCellMar>
+      </w:tblPr>
+      <w:tblGrid>
+        <w:gridCol w:w="8522"/>
+      </w:tblGrid>
+      <w:tr>
+        <w:tblPrEx>
+          <w:tblBorders>
+            <w:top w:val="single" w:color="auto" w:sz="4" w:space="0"/>
+            <w:left w:val="single" w:color="auto" w:sz="4" w:space="0"/>
+            <w:bottom w:val="single" w:color="auto" w:sz="4" w:space="0"/>
+            <w:right w:val="single" w:color="auto" w:sz="4" w:space="0"/>
+            <w:insideH w:val="single" w:color="auto" w:sz="4" w:space="0"/>
+            <w:insideV w:val="none" w:color="auto" w:sz="0" w:space="0"/>
+          </w:tblBorders>
+          <w:tblCellMar>
+            <w:top w:w="0" w:type="dxa"/>
+            <w:left w:w="108" w:type="dxa"/>
+            <w:bottom w:w="0" w:type="dxa"/>
+            <w:right w:w="108" w:type="dxa"/>
+          </w:tblCellMar>
+        </w:tblPrEx>
+        <w:tc>
+          <w:tcPr>
+            <w:tcW w:w="8522" w:type="dxa"/>
+            <w:tcBorders>
+              <w:top w:val="single" w:color="auto" w:sz="8" w:space="0"/>
+              <w:left w:val="single" w:color="auto" w:sz="8" w:space="0"/>
+              <w:bottom w:val="single" w:color="auto" w:sz="8" w:space="0"/>
+              <w:right w:val="single" w:color="auto" w:sz="8" w:space="0"/>
+            </w:tcBorders>
+            <w:shd w:val="clear" w:color="auto" w:fill="D7D7D7" w:themeFill="background1" w:themeFillShade="D8"/>
+          </w:tcPr>
+          <w:p>
+            <w:pPr>
+              <w:keepNext w:val="0"/>
+              <w:keepLines w:val="0"/>
+              <w:pageBreakBefore w:val="0"/>
+              <w:widowControl w:val="0"/>
+              <w:kinsoku/>
+              <w:wordWrap/>
+              <w:overflowPunct/>
+              <w:topLinePunct w:val="0"/>
+              <w:autoSpaceDE/>
+              <w:autoSpaceDN/>
+              <w:bidi w:val="0"/>
+              <w:adjustRightInd/>
+              <w:snapToGrid/>
+              <w:spacing w:line="300" w:lineRule="auto"/>
+              <w:ind w:left="0" w:leftChars="0" w:firstLine="0" w:firstLineChars="0"/>
+              <w:textAlignment w:val="auto"/>
+              <w:rPr>
+                <w:rFonts w:hint="default" w:eastAsia="宋体"/>
+                <w:sz w:val="28"/>
+                <w:vertAlign w:val="baseline"/>
+                <w:lang w:val="en-US" w:eastAsia="zh-CN"/>
+              </w:rPr>
+            </w:pPr>
+            <w:r>
+              <w:rPr>
+                <w:rFonts w:hint="default" w:ascii="Times New Roman" w:hAnsi="Times New Roman" w:eastAsia="宋体" w:cs="Times New Roman"/>
+                <w:sz w:val="24"/>
+                <w:szCs w:val="24"/>
+                <w:vertAlign w:val="baseline"/>
+                <w:lang w:val="en-US" w:eastAsia="zh-CN"/>
+              </w:rPr>
+              <w:t>附录</w:t>
+            </w:r>
+            <w:r>
+              <w:rPr>
+                <w:rFonts w:hint="eastAsia" w:ascii="Times New Roman" w:hAnsi="Times New Roman" w:cs="Times New Roman"/>
+                <w:sz w:val="24"/>
+                <w:szCs w:val="24"/>
+                <w:vertAlign w:val="baseline"/>
+                <w:lang w:val="en-US" w:eastAsia="zh-CN"/>
+              </w:rPr>
+              <w:t>5：Docker Volume 持久化数据</w:t>
+            </w:r>
+          </w:p>
+        </w:tc>
+      </w:tr>
+      <w:tr>
+        <w:tblPrEx>
+          <w:tblBorders>
+            <w:top w:val="single" w:color="auto" w:sz="4" w:space="0"/>
+            <w:left w:val="single" w:color="auto" w:sz="4" w:space="0"/>
+            <w:bottom w:val="single" w:color="auto" w:sz="4" w:space="0"/>
+            <w:right w:val="single" w:color="auto" w:sz="4" w:space="0"/>
+            <w:insideH w:val="single" w:color="auto" w:sz="4" w:space="0"/>
+            <w:insideV w:val="none" w:color="auto" w:sz="0" w:space="0"/>
+          </w:tblBorders>
+          <w:tblCellMar>
+            <w:top w:w="0" w:type="dxa"/>
+            <w:left w:w="108" w:type="dxa"/>
+            <w:bottom w:w="0" w:type="dxa"/>
+            <w:right w:w="108" w:type="dxa"/>
+          </w:tblCellMar>
+        </w:tblPrEx>
+        <w:tc>
+          <w:tcPr>
+            <w:tcW w:w="8522" w:type="dxa"/>
+            <w:tcBorders>
+              <w:top w:val="single" w:color="auto" w:sz="8" w:space="0"/>
+              <w:left w:val="single" w:color="auto" w:sz="8" w:space="0"/>
+              <w:bottom w:val="single" w:color="auto" w:sz="8" w:space="0"/>
+              <w:right w:val="single" w:color="auto" w:sz="8" w:space="0"/>
+            </w:tcBorders>
+          </w:tcPr>
+          <w:p>
+            <w:pPr>
+              <w:keepNext w:val="0"/>
+              <w:keepLines w:val="0"/>
+              <w:widowControl/>
+              <w:suppressLineNumbers w:val="0"/>
+              <w:pBdr>
+                <w:top w:val="none" w:color="auto" w:sz="0" w:space="0"/>
+                <w:left w:val="none" w:color="auto" w:sz="0" w:space="0"/>
+                <w:bottom w:val="none" w:color="auto" w:sz="0" w:space="0"/>
+                <w:right w:val="none" w:color="auto" w:sz="0" w:space="0"/>
+              </w:pBdr>
+              <w:shd w:val="clear" w:fill="F8F8F8"/>
+              <w:spacing w:before="0" w:beforeAutospacing="0" w:after="0" w:afterAutospacing="0"/>
+              <w:ind w:left="0" w:firstLine="0"/>
+              <w:jc w:val="left"/>
+              <w:rPr>
+                <w:rFonts w:hint="eastAsia"/>
+                <w:sz w:val="28"/>
+                <w:szCs w:val="28"/>
+                <w:vertAlign w:val="baseline"/>
+              </w:rPr>
+            </w:pPr>
+            <w:r>
+              <w:rPr>
+                <w:rFonts w:hint="eastAsia"/>
+                <w:sz w:val="28"/>
+                <w:szCs w:val="28"/>
+                <w:vertAlign w:val="baseline"/>
+              </w:rPr>
+              <w:t>docker volume create test-volume</w:t>
+            </w:r>
+          </w:p>
+          <w:p>
+            <w:pPr>
+              <w:keepNext w:val="0"/>
+              <w:keepLines w:val="0"/>
+              <w:widowControl/>
+              <w:suppressLineNumbers w:val="0"/>
+              <w:pBdr>
+                <w:top w:val="none" w:color="auto" w:sz="0" w:space="0"/>
+                <w:left w:val="none" w:color="auto" w:sz="0" w:space="0"/>
+                <w:bottom w:val="none" w:color="auto" w:sz="0" w:space="0"/>
+                <w:right w:val="none" w:color="auto" w:sz="0" w:space="0"/>
+              </w:pBdr>
+              <w:shd w:val="clear" w:fill="F8F8F8"/>
+              <w:spacing w:before="0" w:beforeAutospacing="0" w:after="0" w:afterAutospacing="0"/>
+              <w:ind w:left="0" w:firstLine="0"/>
+              <w:jc w:val="left"/>
+              <w:rPr>
+                <w:rFonts w:hint="eastAsia"/>
+                <w:sz w:val="28"/>
+                <w:vertAlign w:val="baseline"/>
+              </w:rPr>
+            </w:pPr>
+            <w:r>
+              <w:rPr>
+                <w:rFonts w:hint="eastAsia"/>
+                <w:sz w:val="28"/>
+                <w:vertAlign w:val="baseline"/>
+              </w:rPr>
+              <w:t>docker run -it --name test-container -v test-volume:/data ubuntu</w:t>
+            </w:r>
+          </w:p>
+          <w:p>
+            <w:pPr>
+              <w:keepNext w:val="0"/>
+              <w:keepLines w:val="0"/>
+              <w:widowControl/>
+              <w:suppressLineNumbers w:val="0"/>
+              <w:pBdr>
+                <w:top w:val="none" w:color="auto" w:sz="0" w:space="0"/>
+                <w:left w:val="none" w:color="auto" w:sz="0" w:space="0"/>
+                <w:bottom w:val="none" w:color="auto" w:sz="0" w:space="0"/>
+                <w:right w:val="none" w:color="auto" w:sz="0" w:space="0"/>
+              </w:pBdr>
+              <w:shd w:val="clear" w:fill="F8F8F8"/>
+              <w:spacing w:before="0" w:beforeAutospacing="0" w:after="0" w:afterAutospacing="0"/>
+              <w:ind w:left="0" w:firstLine="0"/>
+              <w:jc w:val="left"/>
+              <w:rPr>
+                <w:rFonts w:hint="eastAsia"/>
+                <w:sz w:val="28"/>
+                <w:vertAlign w:val="baseline"/>
+              </w:rPr>
+            </w:pPr>
+            <w:r>
+              <w:rPr>
+                <w:rFonts w:hint="eastAsia"/>
+                <w:sz w:val="28"/>
+                <w:vertAlign w:val="baseline"/>
+              </w:rPr>
+              <w:t>echo "hello docker volume" &gt; /data/test.txt</w:t>
+            </w:r>
+          </w:p>
+          <w:p>
+            <w:pPr>
+              <w:keepNext w:val="0"/>
+              <w:keepLines w:val="0"/>
+              <w:widowControl/>
+              <w:suppressLineNumbers w:val="0"/>
+              <w:pBdr>
+                <w:top w:val="none" w:color="auto" w:sz="0" w:space="0"/>
+                <w:left w:val="none" w:color="auto" w:sz="0" w:space="0"/>
+                <w:bottom w:val="none" w:color="auto" w:sz="0" w:space="0"/>
+                <w:right w:val="none" w:color="auto" w:sz="0" w:space="0"/>
+              </w:pBdr>
+              <w:shd w:val="clear" w:fill="F8F8F8"/>
+              <w:spacing w:before="0" w:beforeAutospacing="0" w:after="0" w:afterAutospacing="0"/>
+              <w:ind w:left="0" w:firstLine="0"/>
+              <w:jc w:val="left"/>
+              <w:rPr>
+                <w:rFonts w:hint="eastAsia"/>
+                <w:sz w:val="28"/>
+                <w:vertAlign w:val="baseline"/>
+              </w:rPr>
+            </w:pPr>
+            <w:r>
+              <w:rPr>
+                <w:rFonts w:hint="eastAsia"/>
+                <w:sz w:val="28"/>
+                <w:vertAlign w:val="baseline"/>
+              </w:rPr>
+              <w:t>cat /data/test.txt</w:t>
+            </w:r>
+          </w:p>
+          <w:p>
+            <w:pPr>
+              <w:keepNext w:val="0"/>
+              <w:keepLines w:val="0"/>
+              <w:widowControl/>
+              <w:suppressLineNumbers w:val="0"/>
+              <w:pBdr>
+                <w:top w:val="none" w:color="auto" w:sz="0" w:space="0"/>
+                <w:left w:val="none" w:color="auto" w:sz="0" w:space="0"/>
+                <w:bottom w:val="none" w:color="auto" w:sz="0" w:space="0"/>
+                <w:right w:val="none" w:color="auto" w:sz="0" w:space="0"/>
+              </w:pBdr>
+              <w:shd w:val="clear" w:fill="F8F8F8"/>
+              <w:spacing w:before="0" w:beforeAutospacing="0" w:after="0" w:afterAutospacing="0"/>
+              <w:ind w:left="0" w:firstLine="0"/>
+              <w:jc w:val="left"/>
+              <w:rPr>
+                <w:rFonts w:hint="eastAsia"/>
+                <w:sz w:val="28"/>
+                <w:vertAlign w:val="baseline"/>
+              </w:rPr>
+            </w:pPr>
+            <w:r>
+              <w:rPr>
+                <w:rFonts w:hint="eastAsia"/>
+                <w:sz w:val="28"/>
+                <w:vertAlign w:val="baseline"/>
+              </w:rPr>
+              <w:t>exit</w:t>
+            </w:r>
+          </w:p>
+          <w:p>
+            <w:pPr>
+              <w:keepNext w:val="0"/>
+              <w:keepLines w:val="0"/>
+              <w:widowControl/>
+              <w:suppressLineNumbers w:val="0"/>
+              <w:pBdr>
+                <w:top w:val="none" w:color="auto" w:sz="0" w:space="0"/>
+                <w:left w:val="none" w:color="auto" w:sz="0" w:space="0"/>
+                <w:bottom w:val="none" w:color="auto" w:sz="0" w:space="0"/>
+                <w:right w:val="none" w:color="auto" w:sz="0" w:space="0"/>
+              </w:pBdr>
+              <w:shd w:val="clear" w:fill="F8F8F8"/>
+              <w:spacing w:before="0" w:beforeAutospacing="0" w:after="0" w:afterAutospacing="0"/>
+              <w:ind w:left="0" w:firstLine="0"/>
+              <w:jc w:val="left"/>
+              <w:rPr>
+                <w:rFonts w:hint="eastAsia"/>
+                <w:sz w:val="28"/>
+                <w:vertAlign w:val="baseline"/>
+              </w:rPr>
+            </w:pPr>
+            <w:r>
+              <w:rPr>
+                <w:rFonts w:hint="eastAsia"/>
+                <w:sz w:val="28"/>
+                <w:vertAlign w:val="baseline"/>
+              </w:rPr>
+              <w:t>docker rm test-container</w:t>
+            </w:r>
+          </w:p>
+          <w:p>
+            <w:pPr>
+              <w:keepNext w:val="0"/>
+              <w:keepLines w:val="0"/>
+              <w:widowControl/>
+              <w:suppressLineNumbers w:val="0"/>
+              <w:pBdr>
+                <w:top w:val="none" w:color="auto" w:sz="0" w:space="0"/>
+                <w:left w:val="none" w:color="auto" w:sz="0" w:space="0"/>
+                <w:bottom w:val="none" w:color="auto" w:sz="0" w:space="0"/>
+                <w:right w:val="none" w:color="auto" w:sz="0" w:space="0"/>
+              </w:pBdr>
+              <w:shd w:val="clear" w:fill="F8F8F8"/>
+              <w:spacing w:before="0" w:beforeAutospacing="0" w:after="0" w:afterAutospacing="0"/>
+              <w:ind w:left="0" w:firstLine="0"/>
+              <w:jc w:val="left"/>
+              <w:rPr>
+                <w:rFonts w:hint="eastAsia"/>
+                <w:sz w:val="28"/>
+                <w:vertAlign w:val="baseline"/>
+              </w:rPr>
+            </w:pPr>
+            <w:r>
+              <w:rPr>
+                <w:rFonts w:hint="eastAsia"/>
+                <w:sz w:val="28"/>
+                <w:vertAlign w:val="baseline"/>
+              </w:rPr>
+              <w:t>docker run -it --name test-container2 -v test-volume:/data ubuntu</w:t>
+            </w:r>
+          </w:p>
+          <w:p>
+            <w:pPr>
+              <w:keepNext w:val="0"/>
+              <w:keepLines w:val="0"/>
+              <w:widowControl/>
+              <w:suppressLineNumbers w:val="0"/>
+              <w:pBdr>
+                <w:top w:val="none" w:color="auto" w:sz="0" w:space="0"/>
+                <w:left w:val="none" w:color="auto" w:sz="0" w:space="0"/>
+                <w:bottom w:val="none" w:color="auto" w:sz="0" w:space="0"/>
+                <w:right w:val="none" w:color="auto" w:sz="0" w:space="0"/>
+              </w:pBdr>
+              <w:shd w:val="clear" w:fill="F8F8F8"/>
+              <w:spacing w:before="0" w:beforeAutospacing="0" w:after="0" w:afterAutospacing="0"/>
+              <w:ind w:left="0" w:firstLine="0"/>
+              <w:jc w:val="left"/>
+              <w:rPr>
+                <w:rFonts w:hint="eastAsia"/>
+                <w:sz w:val="28"/>
+                <w:vertAlign w:val="baseline"/>
+              </w:rPr>
+            </w:pPr>
+            <w:r>
+              <w:rPr>
+                <w:rFonts w:hint="eastAsia"/>
+                <w:sz w:val="28"/>
+                <w:vertAlign w:val="baseline"/>
+              </w:rPr>
+              <w:t>cat /data/test.txt</w:t>
+            </w:r>
+          </w:p>
+        </w:tc>
+      </w:tr>
+    </w:tbl>
+    <w:p>
+      <w:pPr>
+        <w:numPr>
+          <w:ilvl w:val="0"/>
+          <w:numId w:val="0"/>
+        </w:numPr>
+        <w:autoSpaceDE w:val="0"/>
+        <w:autoSpaceDN w:val="0"/>
+        <w:adjustRightInd w:val="0"/>
+        <w:spacing w:line="300" w:lineRule="auto"/>
+        <w:jc w:val="both"/>
+        <w:rPr>
+          <w:rFonts w:hint="default" w:ascii="Times New Roman" w:hAnsi="Times New Roman" w:eastAsia="黑体" w:cs="Times New Roman"/>
+          <w:b w:val="0"/>
+          <w:bCs/>
+          <w:kern w:val="0"/>
+          <w:sz w:val="24"/>
+          <w:szCs w:val="24"/>
+          <w:lang w:val="en-US" w:eastAsia="zh-CN"/>
+        </w:rPr>
+      </w:pPr>
+    </w:p>
+    <w:tbl>
+      <w:tblPr>
+        <w:tblStyle w:val="8"/>
+        <w:tblW w:w="0" w:type="auto"/>
+        <w:tblInd w:w="0" w:type="dxa"/>
+        <w:tblBorders>
+          <w:top w:val="single" w:color="auto" w:sz="4" w:space="0"/>
+          <w:left w:val="single" w:color="auto" w:sz="4" w:space="0"/>
+          <w:bottom w:val="single" w:color="auto" w:sz="4" w:space="0"/>
+          <w:right w:val="single" w:color="auto" w:sz="4" w:space="0"/>
+          <w:insideH w:val="single" w:color="auto" w:sz="4" w:space="0"/>
+          <w:insideV w:val="none" w:color="auto" w:sz="0" w:space="0"/>
+        </w:tblBorders>
+        <w:tblLayout w:type="autofit"/>
+        <w:tblCellMar>
+          <w:top w:w="0" w:type="dxa"/>
+          <w:left w:w="108" w:type="dxa"/>
+          <w:bottom w:w="0" w:type="dxa"/>
+          <w:right w:w="108" w:type="dxa"/>
+        </w:tblCellMar>
+      </w:tblPr>
+      <w:tblGrid>
+        <w:gridCol w:w="8522"/>
+      </w:tblGrid>
+      <w:tr>
+        <w:tblPrEx>
+          <w:tblBorders>
+            <w:top w:val="single" w:color="auto" w:sz="4" w:space="0"/>
+            <w:left w:val="single" w:color="auto" w:sz="4" w:space="0"/>
+            <w:bottom w:val="single" w:color="auto" w:sz="4" w:space="0"/>
+            <w:right w:val="single" w:color="auto" w:sz="4" w:space="0"/>
+            <w:insideH w:val="single" w:color="auto" w:sz="4" w:space="0"/>
+            <w:insideV w:val="none" w:color="auto" w:sz="0" w:space="0"/>
+          </w:tblBorders>
+          <w:tblCellMar>
+            <w:top w:w="0" w:type="dxa"/>
+            <w:left w:w="108" w:type="dxa"/>
+            <w:bottom w:w="0" w:type="dxa"/>
+            <w:right w:w="108" w:type="dxa"/>
+          </w:tblCellMar>
+        </w:tblPrEx>
+        <w:tc>
+          <w:tcPr>
+            <w:tcW w:w="8522" w:type="dxa"/>
+            <w:tcBorders>
+              <w:top w:val="single" w:color="auto" w:sz="8" w:space="0"/>
+              <w:left w:val="single" w:color="auto" w:sz="8" w:space="0"/>
+              <w:bottom w:val="single" w:color="auto" w:sz="8" w:space="0"/>
+              <w:right w:val="single" w:color="auto" w:sz="8" w:space="0"/>
+            </w:tcBorders>
+            <w:shd w:val="clear" w:color="auto" w:fill="D7D7D7" w:themeFill="background1" w:themeFillShade="D8"/>
+          </w:tcPr>
+          <w:p>
+            <w:pPr>
+              <w:keepNext w:val="0"/>
+              <w:keepLines w:val="0"/>
+              <w:pageBreakBefore w:val="0"/>
+              <w:widowControl w:val="0"/>
+              <w:kinsoku/>
+              <w:wordWrap/>
+              <w:overflowPunct/>
+              <w:topLinePunct w:val="0"/>
+              <w:autoSpaceDE/>
+              <w:autoSpaceDN/>
+              <w:bidi w:val="0"/>
+              <w:adjustRightInd/>
+              <w:snapToGrid/>
+              <w:spacing w:line="300" w:lineRule="auto"/>
+              <w:ind w:left="0" w:leftChars="0" w:firstLine="0" w:firstLineChars="0"/>
+              <w:textAlignment w:val="auto"/>
+              <w:rPr>
+                <w:rFonts w:hint="default" w:eastAsia="宋体"/>
+                <w:sz w:val="28"/>
+                <w:vertAlign w:val="baseline"/>
+                <w:lang w:val="en-US" w:eastAsia="zh-CN"/>
+              </w:rPr>
+            </w:pPr>
+            <w:r>
+              <w:rPr>
+                <w:rFonts w:hint="default" w:ascii="Times New Roman" w:hAnsi="Times New Roman" w:eastAsia="宋体" w:cs="Times New Roman"/>
+                <w:sz w:val="24"/>
+                <w:szCs w:val="24"/>
+                <w:vertAlign w:val="baseline"/>
+                <w:lang w:val="en-US" w:eastAsia="zh-CN"/>
+              </w:rPr>
+              <w:t>附录</w:t>
+            </w:r>
+            <w:r>
+              <w:rPr>
+                <w:rFonts w:hint="eastAsia" w:ascii="Times New Roman" w:hAnsi="Times New Roman" w:cs="Times New Roman"/>
+                <w:sz w:val="24"/>
+                <w:szCs w:val="24"/>
+                <w:vertAlign w:val="baseline"/>
+                <w:lang w:val="en-US" w:eastAsia="zh-CN"/>
+              </w:rPr>
+              <w:t>6：Bind Mount 挂载本地目录到 Nginx</w:t>
+            </w:r>
+          </w:p>
+        </w:tc>
+      </w:tr>
+      <w:tr>
+        <w:tblPrEx>
+          <w:tblBorders>
+            <w:top w:val="single" w:color="auto" w:sz="4" w:space="0"/>
+            <w:left w:val="single" w:color="auto" w:sz="4" w:space="0"/>
+            <w:bottom w:val="single" w:color="auto" w:sz="4" w:space="0"/>
+            <w:right w:val="single" w:color="auto" w:sz="4" w:space="0"/>
+            <w:insideH w:val="single" w:color="auto" w:sz="4" w:space="0"/>
+            <w:insideV w:val="none" w:color="auto" w:sz="0" w:space="0"/>
+          </w:tblBorders>
+          <w:tblCellMar>
+            <w:top w:w="0" w:type="dxa"/>
+            <w:left w:w="108" w:type="dxa"/>
+            <w:bottom w:w="0" w:type="dxa"/>
+            <w:right w:w="108" w:type="dxa"/>
+          </w:tblCellMar>
+        </w:tblPrEx>
+        <w:tc>
+          <w:tcPr>
+            <w:tcW w:w="8522" w:type="dxa"/>
+            <w:tcBorders>
+              <w:top w:val="single" w:color="auto" w:sz="8" w:space="0"/>
+              <w:left w:val="single" w:color="auto" w:sz="8" w:space="0"/>
+              <w:bottom w:val="single" w:color="auto" w:sz="8" w:space="0"/>
+              <w:right w:val="single" w:color="auto" w:sz="8" w:space="0"/>
+            </w:tcBorders>
+          </w:tcPr>
+          <w:p>
+            <w:pPr>
+              <w:keepNext w:val="0"/>
+              <w:keepLines w:val="0"/>
+              <w:widowControl/>
+              <w:suppressLineNumbers w:val="0"/>
+              <w:pBdr>
+                <w:top w:val="none" w:color="auto" w:sz="0" w:space="0"/>
+                <w:left w:val="none" w:color="auto" w:sz="0" w:space="0"/>
+                <w:bottom w:val="none" w:color="auto" w:sz="0" w:space="0"/>
+                <w:right w:val="none" w:color="auto" w:sz="0" w:space="0"/>
+              </w:pBdr>
+              <w:shd w:val="clear" w:fill="F8F8F8"/>
+              <w:spacing w:before="0" w:beforeAutospacing="0" w:after="0" w:afterAutospacing="0"/>
+              <w:ind w:left="0" w:firstLine="0"/>
+              <w:jc w:val="left"/>
+              <w:rPr>
+                <w:rFonts w:hint="eastAsia"/>
+                <w:sz w:val="28"/>
+                <w:szCs w:val="28"/>
+                <w:vertAlign w:val="baseline"/>
+              </w:rPr>
+            </w:pPr>
+            <w:r>
+              <w:rPr>
+                <w:rFonts w:hint="eastAsia"/>
+                <w:sz w:val="28"/>
+                <w:szCs w:val="28"/>
+                <w:vertAlign w:val="baseline"/>
+              </w:rPr>
+              <w:t>mkdir docker-test</w:t>
+            </w:r>
+          </w:p>
+          <w:p>
+            <w:pPr>
+              <w:keepNext w:val="0"/>
+              <w:keepLines w:val="0"/>
+              <w:widowControl/>
+              <w:suppressLineNumbers w:val="0"/>
+              <w:pBdr>
+                <w:top w:val="none" w:color="auto" w:sz="0" w:space="0"/>
+                <w:left w:val="none" w:color="auto" w:sz="0" w:space="0"/>
+                <w:bottom w:val="none" w:color="auto" w:sz="0" w:space="0"/>
+                <w:right w:val="none" w:color="auto" w:sz="0" w:space="0"/>
+              </w:pBdr>
+              <w:shd w:val="clear" w:fill="F8F8F8"/>
+              <w:spacing w:before="0" w:beforeAutospacing="0" w:after="0" w:afterAutospacing="0"/>
+              <w:ind w:left="0" w:firstLine="0"/>
+              <w:jc w:val="left"/>
+              <w:rPr>
+                <w:rFonts w:hint="eastAsia"/>
+                <w:sz w:val="28"/>
+                <w:szCs w:val="28"/>
+                <w:vertAlign w:val="baseline"/>
+              </w:rPr>
+            </w:pPr>
+            <w:r>
+              <w:rPr>
+                <w:rFonts w:hint="eastAsia"/>
+                <w:sz w:val="28"/>
+                <w:szCs w:val="28"/>
+                <w:vertAlign w:val="baseline"/>
+              </w:rPr>
+              <w:t>cd docker-test</w:t>
+            </w:r>
+          </w:p>
+          <w:p>
+            <w:pPr>
+              <w:keepNext w:val="0"/>
+              <w:keepLines w:val="0"/>
+              <w:widowControl/>
+              <w:suppressLineNumbers w:val="0"/>
+              <w:pBdr>
+                <w:top w:val="none" w:color="auto" w:sz="0" w:space="0"/>
+                <w:left w:val="none" w:color="auto" w:sz="0" w:space="0"/>
+                <w:bottom w:val="none" w:color="auto" w:sz="0" w:space="0"/>
+                <w:right w:val="none" w:color="auto" w:sz="0" w:space="0"/>
+              </w:pBdr>
+              <w:shd w:val="clear" w:fill="F8F8F8"/>
+              <w:spacing w:before="0" w:beforeAutospacing="0" w:after="0" w:afterAutospacing="0"/>
+              <w:ind w:left="0" w:firstLine="0"/>
+              <w:jc w:val="left"/>
+              <w:rPr>
+                <w:rFonts w:hint="eastAsia"/>
+                <w:sz w:val="28"/>
+                <w:szCs w:val="28"/>
+                <w:vertAlign w:val="baseline"/>
+              </w:rPr>
+            </w:pPr>
+            <w:r>
+              <w:rPr>
+                <w:rFonts w:hint="eastAsia"/>
+                <w:sz w:val="28"/>
+                <w:szCs w:val="28"/>
+                <w:vertAlign w:val="baseline"/>
+              </w:rPr>
+              <w:t>echo "Hello from host" &gt; index.html</w:t>
+            </w:r>
+          </w:p>
+          <w:p>
+            <w:pPr>
+              <w:keepNext w:val="0"/>
+              <w:keepLines w:val="0"/>
+              <w:widowControl/>
+              <w:suppressLineNumbers w:val="0"/>
+              <w:pBdr>
+                <w:top w:val="none" w:color="auto" w:sz="0" w:space="0"/>
+                <w:left w:val="none" w:color="auto" w:sz="0" w:space="0"/>
+                <w:bottom w:val="none" w:color="auto" w:sz="0" w:space="0"/>
+                <w:right w:val="none" w:color="auto" w:sz="0" w:space="0"/>
+              </w:pBdr>
+              <w:shd w:val="clear" w:fill="F8F8F8"/>
+              <w:spacing w:before="0" w:beforeAutospacing="0" w:after="0" w:afterAutospacing="0"/>
+              <w:ind w:left="0" w:firstLine="0"/>
+              <w:jc w:val="left"/>
+              <w:rPr>
+                <w:rFonts w:hint="eastAsia"/>
+                <w:sz w:val="28"/>
+                <w:vertAlign w:val="baseline"/>
+              </w:rPr>
+            </w:pPr>
+            <w:r>
+              <w:rPr>
+                <w:rFonts w:hint="eastAsia"/>
+                <w:sz w:val="28"/>
+                <w:vertAlign w:val="baseline"/>
+              </w:rPr>
+              <w:t>exit</w:t>
+            </w:r>
+          </w:p>
+          <w:p>
+            <w:pPr>
+              <w:keepNext w:val="0"/>
+              <w:keepLines w:val="0"/>
+              <w:widowControl/>
+              <w:suppressLineNumbers w:val="0"/>
+              <w:pBdr>
+                <w:top w:val="none" w:color="auto" w:sz="0" w:space="0"/>
+                <w:left w:val="none" w:color="auto" w:sz="0" w:space="0"/>
+                <w:bottom w:val="none" w:color="auto" w:sz="0" w:space="0"/>
+                <w:right w:val="none" w:color="auto" w:sz="0" w:space="0"/>
+              </w:pBdr>
+              <w:shd w:val="clear" w:fill="F8F8F8"/>
+              <w:spacing w:before="0" w:beforeAutospacing="0" w:after="0" w:afterAutospacing="0"/>
+              <w:ind w:left="0" w:firstLine="0"/>
+              <w:jc w:val="left"/>
+              <w:rPr>
+                <w:rFonts w:hint="eastAsia"/>
+                <w:sz w:val="28"/>
+                <w:vertAlign w:val="baseline"/>
+              </w:rPr>
+            </w:pPr>
+            <w:r>
+              <w:rPr>
+                <w:rFonts w:hint="eastAsia"/>
+                <w:sz w:val="28"/>
+                <w:vertAlign w:val="baseline"/>
+              </w:rPr>
+              <w:t>docker run -d \</w:t>
+            </w:r>
+          </w:p>
+          <w:p>
+            <w:pPr>
+              <w:keepNext w:val="0"/>
+              <w:keepLines w:val="0"/>
+              <w:widowControl/>
+              <w:suppressLineNumbers w:val="0"/>
+              <w:pBdr>
+                <w:top w:val="none" w:color="auto" w:sz="0" w:space="0"/>
+                <w:left w:val="none" w:color="auto" w:sz="0" w:space="0"/>
+                <w:bottom w:val="none" w:color="auto" w:sz="0" w:space="0"/>
+                <w:right w:val="none" w:color="auto" w:sz="0" w:space="0"/>
+              </w:pBdr>
+              <w:shd w:val="clear" w:fill="F8F8F8"/>
+              <w:spacing w:before="0" w:beforeAutospacing="0" w:after="0" w:afterAutospacing="0"/>
+              <w:ind w:left="0" w:firstLine="0"/>
+              <w:jc w:val="left"/>
+              <w:rPr>
+                <w:rFonts w:hint="eastAsia"/>
+                <w:sz w:val="28"/>
+                <w:vertAlign w:val="baseline"/>
+              </w:rPr>
+            </w:pPr>
+            <w:r>
+              <w:rPr>
+                <w:rFonts w:hint="eastAsia"/>
+                <w:sz w:val="28"/>
+                <w:vertAlign w:val="baseline"/>
+              </w:rPr>
+              <w:t xml:space="preserve">  -p 8080:80 \</w:t>
+            </w:r>
+          </w:p>
+          <w:p>
+            <w:pPr>
+              <w:keepNext w:val="0"/>
+              <w:keepLines w:val="0"/>
+              <w:widowControl/>
+              <w:suppressLineNumbers w:val="0"/>
+              <w:pBdr>
+                <w:top w:val="none" w:color="auto" w:sz="0" w:space="0"/>
+                <w:left w:val="none" w:color="auto" w:sz="0" w:space="0"/>
+                <w:bottom w:val="none" w:color="auto" w:sz="0" w:space="0"/>
+                <w:right w:val="none" w:color="auto" w:sz="0" w:space="0"/>
+              </w:pBdr>
+              <w:shd w:val="clear" w:fill="F8F8F8"/>
+              <w:spacing w:before="0" w:beforeAutospacing="0" w:after="0" w:afterAutospacing="0"/>
+              <w:ind w:left="0" w:firstLine="0"/>
+              <w:jc w:val="left"/>
+              <w:rPr>
+                <w:rFonts w:hint="eastAsia"/>
+                <w:sz w:val="28"/>
+                <w:vertAlign w:val="baseline"/>
+              </w:rPr>
+            </w:pPr>
+            <w:r>
+              <w:rPr>
+                <w:rFonts w:hint="eastAsia"/>
+                <w:sz w:val="28"/>
+                <w:vertAlign w:val="baseline"/>
+              </w:rPr>
+              <w:t xml:space="preserve">  -v $(pwd):/usr/share/nginx/html \</w:t>
+            </w:r>
+          </w:p>
+          <w:p>
+            <w:pPr>
+              <w:keepNext w:val="0"/>
+              <w:keepLines w:val="0"/>
+              <w:widowControl/>
+              <w:suppressLineNumbers w:val="0"/>
+              <w:pBdr>
+                <w:top w:val="none" w:color="auto" w:sz="0" w:space="0"/>
+                <w:left w:val="none" w:color="auto" w:sz="0" w:space="0"/>
+                <w:bottom w:val="none" w:color="auto" w:sz="0" w:space="0"/>
+                <w:right w:val="none" w:color="auto" w:sz="0" w:space="0"/>
+              </w:pBdr>
+              <w:shd w:val="clear" w:fill="F8F8F8"/>
+              <w:spacing w:before="0" w:beforeAutospacing="0" w:after="0" w:afterAutospacing="0"/>
+              <w:ind w:left="0" w:firstLine="0"/>
+              <w:jc w:val="left"/>
+              <w:rPr>
+                <w:rFonts w:hint="eastAsia"/>
+                <w:sz w:val="28"/>
+                <w:vertAlign w:val="baseline"/>
+              </w:rPr>
+            </w:pPr>
+            <w:r>
+              <w:rPr>
+                <w:rFonts w:hint="eastAsia"/>
+                <w:sz w:val="28"/>
+                <w:vertAlign w:val="baseline"/>
+              </w:rPr>
+              <w:t xml:space="preserve">  nginx</w:t>
+            </w:r>
+          </w:p>
+        </w:tc>
+      </w:tr>
+    </w:tbl>
+    <w:p>
+      <w:pPr>
+        <w:numPr>
+          <w:ilvl w:val="0"/>
+          <w:numId w:val="0"/>
+        </w:numPr>
+        <w:autoSpaceDE w:val="0"/>
+        <w:autoSpaceDN w:val="0"/>
+        <w:adjustRightInd w:val="0"/>
+        <w:spacing w:line="300" w:lineRule="auto"/>
+        <w:jc w:val="both"/>
+        <w:rPr>
+          <w:rFonts w:hint="default" w:ascii="Times New Roman" w:hAnsi="Times New Roman" w:eastAsia="黑体" w:cs="Times New Roman"/>
+          <w:b w:val="0"/>
+          <w:bCs/>
+          <w:kern w:val="0"/>
+          <w:sz w:val="24"/>
+          <w:szCs w:val="24"/>
+          <w:lang w:val="en-US" w:eastAsia="zh-CN"/>
+        </w:rPr>
+      </w:pPr>
+    </w:p>
+    <w:tbl>
+      <w:tblPr>
+        <w:tblStyle w:val="8"/>
+        <w:tblW w:w="0" w:type="auto"/>
+        <w:tblInd w:w="0" w:type="dxa"/>
+        <w:tblBorders>
+          <w:top w:val="single" w:color="auto" w:sz="4" w:space="0"/>
+          <w:left w:val="single" w:color="auto" w:sz="4" w:space="0"/>
+          <w:bottom w:val="single" w:color="auto" w:sz="4" w:space="0"/>
+          <w:right w:val="single" w:color="auto" w:sz="4" w:space="0"/>
+          <w:insideH w:val="single" w:color="auto" w:sz="4" w:space="0"/>
+          <w:insideV w:val="none" w:color="auto" w:sz="0" w:space="0"/>
+        </w:tblBorders>
+        <w:tblLayout w:type="autofit"/>
+        <w:tblCellMar>
+          <w:top w:w="0" w:type="dxa"/>
+          <w:left w:w="108" w:type="dxa"/>
+          <w:bottom w:w="0" w:type="dxa"/>
+          <w:right w:w="108" w:type="dxa"/>
+        </w:tblCellMar>
+      </w:tblPr>
+      <w:tblGrid>
+        <w:gridCol w:w="8522"/>
+      </w:tblGrid>
+      <w:tr>
+        <w:tblPrEx>
+          <w:tblBorders>
+            <w:top w:val="single" w:color="auto" w:sz="4" w:space="0"/>
+            <w:left w:val="single" w:color="auto" w:sz="4" w:space="0"/>
+            <w:bottom w:val="single" w:color="auto" w:sz="4" w:space="0"/>
+            <w:right w:val="single" w:color="auto" w:sz="4" w:space="0"/>
+            <w:insideH w:val="single" w:color="auto" w:sz="4" w:space="0"/>
+            <w:insideV w:val="none" w:color="auto" w:sz="0" w:space="0"/>
+          </w:tblBorders>
+          <w:tblCellMar>
+            <w:top w:w="0" w:type="dxa"/>
+            <w:left w:w="108" w:type="dxa"/>
+            <w:bottom w:w="0" w:type="dxa"/>
+            <w:right w:w="108" w:type="dxa"/>
+          </w:tblCellMar>
+        </w:tblPrEx>
+        <w:tc>
+          <w:tcPr>
+            <w:tcW w:w="8522" w:type="dxa"/>
+            <w:tcBorders>
+              <w:top w:val="single" w:color="auto" w:sz="8" w:space="0"/>
+              <w:left w:val="single" w:color="auto" w:sz="8" w:space="0"/>
+              <w:bottom w:val="single" w:color="auto" w:sz="8" w:space="0"/>
+              <w:right w:val="single" w:color="auto" w:sz="8" w:space="0"/>
+            </w:tcBorders>
+            <w:shd w:val="clear" w:color="auto" w:fill="D7D7D7" w:themeFill="background1" w:themeFillShade="D8"/>
+          </w:tcPr>
+          <w:p>
+            <w:pPr>
+              <w:keepNext w:val="0"/>
+              <w:keepLines w:val="0"/>
+              <w:pageBreakBefore w:val="0"/>
+              <w:widowControl w:val="0"/>
+              <w:kinsoku/>
+              <w:wordWrap/>
+              <w:overflowPunct/>
+              <w:topLinePunct w:val="0"/>
+              <w:autoSpaceDE/>
+              <w:autoSpaceDN/>
+              <w:bidi w:val="0"/>
+              <w:adjustRightInd/>
+              <w:snapToGrid/>
+              <w:spacing w:line="300" w:lineRule="auto"/>
+              <w:ind w:left="0" w:leftChars="0" w:firstLine="0" w:firstLineChars="0"/>
+              <w:textAlignment w:val="auto"/>
+              <w:rPr>
+                <w:rFonts w:hint="default" w:eastAsia="宋体"/>
+                <w:sz w:val="28"/>
+                <w:vertAlign w:val="baseline"/>
+                <w:lang w:val="en-US" w:eastAsia="zh-CN"/>
+              </w:rPr>
+            </w:pPr>
+            <w:r>
+              <w:rPr>
+                <w:rFonts w:hint="default" w:ascii="Times New Roman" w:hAnsi="Times New Roman" w:eastAsia="宋体" w:cs="Times New Roman"/>
+                <w:sz w:val="24"/>
+                <w:szCs w:val="24"/>
+                <w:vertAlign w:val="baseline"/>
+                <w:lang w:val="en-US" w:eastAsia="zh-CN"/>
+              </w:rPr>
+              <w:t>附录</w:t>
+            </w:r>
+            <w:r>
+              <w:rPr>
+                <w:rFonts w:hint="eastAsia" w:ascii="Times New Roman" w:hAnsi="Times New Roman" w:cs="Times New Roman"/>
+                <w:sz w:val="24"/>
+                <w:szCs w:val="24"/>
+                <w:vertAlign w:val="baseline"/>
+                <w:lang w:val="en-US" w:eastAsia="zh-CN"/>
+              </w:rPr>
+              <w:t>7：配置 Redis 容器</w:t>
+            </w:r>
+          </w:p>
+        </w:tc>
+      </w:tr>
+      <w:tr>
+        <w:tblPrEx>
+          <w:tblBorders>
+            <w:top w:val="single" w:color="auto" w:sz="4" w:space="0"/>
+            <w:left w:val="single" w:color="auto" w:sz="4" w:space="0"/>
+            <w:bottom w:val="single" w:color="auto" w:sz="4" w:space="0"/>
+            <w:right w:val="single" w:color="auto" w:sz="4" w:space="0"/>
+            <w:insideH w:val="single" w:color="auto" w:sz="4" w:space="0"/>
+            <w:insideV w:val="none" w:color="auto" w:sz="0" w:space="0"/>
+          </w:tblBorders>
+          <w:tblCellMar>
+            <w:top w:w="0" w:type="dxa"/>
+            <w:left w:w="108" w:type="dxa"/>
+            <w:bottom w:w="0" w:type="dxa"/>
+            <w:right w:w="108" w:type="dxa"/>
+          </w:tblCellMar>
+        </w:tblPrEx>
+        <w:tc>
+          <w:tcPr>
+            <w:tcW w:w="8522" w:type="dxa"/>
+            <w:tcBorders>
+              <w:top w:val="single" w:color="auto" w:sz="8" w:space="0"/>
+              <w:left w:val="single" w:color="auto" w:sz="8" w:space="0"/>
+              <w:bottom w:val="single" w:color="auto" w:sz="8" w:space="0"/>
+              <w:right w:val="single" w:color="auto" w:sz="8" w:space="0"/>
+            </w:tcBorders>
+          </w:tcPr>
+          <w:p>
+            <w:pPr>
+              <w:keepNext w:val="0"/>
+              <w:keepLines w:val="0"/>
+              <w:widowControl/>
+              <w:suppressLineNumbers w:val="0"/>
+              <w:pBdr>
+                <w:top w:val="none" w:color="auto" w:sz="0" w:space="0"/>
+                <w:left w:val="none" w:color="auto" w:sz="0" w:space="0"/>
+                <w:bottom w:val="none" w:color="auto" w:sz="0" w:space="0"/>
+                <w:right w:val="none" w:color="auto" w:sz="0" w:space="0"/>
+              </w:pBdr>
+              <w:shd w:val="clear" w:fill="F8F8F8"/>
+              <w:spacing w:before="0" w:beforeAutospacing="0" w:after="0" w:afterAutospacing="0"/>
+              <w:ind w:left="0" w:firstLine="0"/>
+              <w:jc w:val="left"/>
+              <w:rPr>
+                <w:rFonts w:hint="eastAsia"/>
+                <w:sz w:val="28"/>
+                <w:szCs w:val="28"/>
+                <w:vertAlign w:val="baseline"/>
+              </w:rPr>
+            </w:pPr>
+            <w:r>
+              <w:rPr>
+                <w:rFonts w:hint="eastAsia"/>
+                <w:sz w:val="28"/>
+                <w:szCs w:val="28"/>
+                <w:vertAlign w:val="baseline"/>
+              </w:rPr>
+              <w:t>docker network create my-app</w:t>
+            </w:r>
+          </w:p>
+          <w:p>
+            <w:pPr>
+              <w:keepNext w:val="0"/>
+              <w:keepLines w:val="0"/>
+              <w:widowControl/>
+              <w:suppressLineNumbers w:val="0"/>
+              <w:pBdr>
+                <w:top w:val="none" w:color="auto" w:sz="0" w:space="0"/>
+                <w:left w:val="none" w:color="auto" w:sz="0" w:space="0"/>
+                <w:bottom w:val="none" w:color="auto" w:sz="0" w:space="0"/>
+                <w:right w:val="none" w:color="auto" w:sz="0" w:space="0"/>
+              </w:pBdr>
+              <w:shd w:val="clear" w:fill="F8F8F8"/>
+              <w:spacing w:before="0" w:beforeAutospacing="0" w:after="0" w:afterAutospacing="0"/>
+              <w:ind w:left="0" w:firstLine="0"/>
+              <w:jc w:val="left"/>
+              <w:rPr>
+                <w:rFonts w:hint="eastAsia"/>
+                <w:sz w:val="28"/>
+                <w:vertAlign w:val="baseline"/>
+              </w:rPr>
+            </w:pPr>
+            <w:r>
+              <w:rPr>
+                <w:rFonts w:hint="eastAsia"/>
+                <w:sz w:val="28"/>
+                <w:vertAlign w:val="baseline"/>
+              </w:rPr>
+              <w:t>docker run -d \</w:t>
+            </w:r>
+          </w:p>
+          <w:p>
+            <w:pPr>
+              <w:keepNext w:val="0"/>
+              <w:keepLines w:val="0"/>
+              <w:widowControl/>
+              <w:suppressLineNumbers w:val="0"/>
+              <w:pBdr>
+                <w:top w:val="none" w:color="auto" w:sz="0" w:space="0"/>
+                <w:left w:val="none" w:color="auto" w:sz="0" w:space="0"/>
+                <w:bottom w:val="none" w:color="auto" w:sz="0" w:space="0"/>
+                <w:right w:val="none" w:color="auto" w:sz="0" w:space="0"/>
+              </w:pBdr>
+              <w:shd w:val="clear" w:fill="F8F8F8"/>
+              <w:spacing w:before="0" w:beforeAutospacing="0" w:after="0" w:afterAutospacing="0"/>
+              <w:ind w:left="0" w:firstLine="0"/>
+              <w:jc w:val="left"/>
+              <w:rPr>
+                <w:rFonts w:hint="eastAsia"/>
+                <w:sz w:val="28"/>
+                <w:vertAlign w:val="baseline"/>
+              </w:rPr>
+            </w:pPr>
+            <w:r>
+              <w:rPr>
+                <w:rFonts w:hint="eastAsia"/>
+                <w:sz w:val="28"/>
+                <w:vertAlign w:val="baseline"/>
+              </w:rPr>
+              <w:t xml:space="preserve">  --network my-app \</w:t>
+            </w:r>
+          </w:p>
+          <w:p>
+            <w:pPr>
+              <w:keepNext w:val="0"/>
+              <w:keepLines w:val="0"/>
+              <w:widowControl/>
+              <w:suppressLineNumbers w:val="0"/>
+              <w:pBdr>
+                <w:top w:val="none" w:color="auto" w:sz="0" w:space="0"/>
+                <w:left w:val="none" w:color="auto" w:sz="0" w:space="0"/>
+                <w:bottom w:val="none" w:color="auto" w:sz="0" w:space="0"/>
+                <w:right w:val="none" w:color="auto" w:sz="0" w:space="0"/>
+              </w:pBdr>
+              <w:shd w:val="clear" w:fill="F8F8F8"/>
+              <w:spacing w:before="0" w:beforeAutospacing="0" w:after="0" w:afterAutospacing="0"/>
+              <w:ind w:left="0" w:firstLine="0"/>
+              <w:jc w:val="left"/>
+              <w:rPr>
+                <w:rFonts w:hint="eastAsia"/>
+                <w:sz w:val="28"/>
+                <w:vertAlign w:val="baseline"/>
+              </w:rPr>
+            </w:pPr>
+            <w:r>
+              <w:rPr>
+                <w:rFonts w:hint="eastAsia"/>
+                <w:sz w:val="28"/>
+                <w:vertAlign w:val="baseline"/>
+              </w:rPr>
+              <w:t xml:space="preserve">  --network-alias redis \</w:t>
+            </w:r>
+          </w:p>
+          <w:p>
+            <w:pPr>
+              <w:keepNext w:val="0"/>
+              <w:keepLines w:val="0"/>
+              <w:widowControl/>
+              <w:suppressLineNumbers w:val="0"/>
+              <w:pBdr>
+                <w:top w:val="none" w:color="auto" w:sz="0" w:space="0"/>
+                <w:left w:val="none" w:color="auto" w:sz="0" w:space="0"/>
+                <w:bottom w:val="none" w:color="auto" w:sz="0" w:space="0"/>
+                <w:right w:val="none" w:color="auto" w:sz="0" w:space="0"/>
+              </w:pBdr>
+              <w:shd w:val="clear" w:fill="F8F8F8"/>
+              <w:spacing w:before="0" w:beforeAutospacing="0" w:after="0" w:afterAutospacing="0"/>
+              <w:ind w:left="0" w:firstLine="0"/>
+              <w:jc w:val="left"/>
+              <w:rPr>
+                <w:rFonts w:hint="eastAsia"/>
+                <w:sz w:val="28"/>
+                <w:vertAlign w:val="baseline"/>
+              </w:rPr>
+            </w:pPr>
+            <w:r>
+              <w:rPr>
+                <w:rFonts w:hint="eastAsia"/>
+                <w:sz w:val="28"/>
+                <w:vertAlign w:val="baseline"/>
+              </w:rPr>
+              <w:t xml:space="preserve">  redis</w:t>
+            </w:r>
+          </w:p>
+        </w:tc>
+      </w:tr>
+    </w:tbl>
+    <w:p>
+      <w:pPr>
+        <w:numPr>
+          <w:ilvl w:val="0"/>
+          <w:numId w:val="0"/>
+        </w:numPr>
+        <w:autoSpaceDE w:val="0"/>
+        <w:autoSpaceDN w:val="0"/>
+        <w:adjustRightInd w:val="0"/>
+        <w:spacing w:line="300" w:lineRule="auto"/>
+        <w:jc w:val="both"/>
+        <w:rPr>
+          <w:rFonts w:hint="default" w:ascii="Times New Roman" w:hAnsi="Times New Roman" w:eastAsia="黑体" w:cs="Times New Roman"/>
+          <w:b w:val="0"/>
+          <w:bCs/>
+          <w:kern w:val="0"/>
+          <w:sz w:val="24"/>
+          <w:szCs w:val="24"/>
+          <w:lang w:val="en-US" w:eastAsia="zh-CN"/>
+        </w:rPr>
+      </w:pPr>
+    </w:p>
+    <w:tbl>
+      <w:tblPr>
+        <w:tblStyle w:val="8"/>
+        <w:tblW w:w="0" w:type="auto"/>
+        <w:tblInd w:w="0" w:type="dxa"/>
+        <w:tblBorders>
+          <w:top w:val="single" w:color="auto" w:sz="4" w:space="0"/>
+          <w:left w:val="single" w:color="auto" w:sz="4" w:space="0"/>
+          <w:bottom w:val="single" w:color="auto" w:sz="4" w:space="0"/>
+          <w:right w:val="single" w:color="auto" w:sz="4" w:space="0"/>
+          <w:insideH w:val="single" w:color="auto" w:sz="4" w:space="0"/>
+          <w:insideV w:val="none" w:color="auto" w:sz="0" w:space="0"/>
+        </w:tblBorders>
+        <w:tblLayout w:type="autofit"/>
+        <w:tblCellMar>
+          <w:top w:w="0" w:type="dxa"/>
+          <w:left w:w="108" w:type="dxa"/>
+          <w:bottom w:w="0" w:type="dxa"/>
+          <w:right w:w="108" w:type="dxa"/>
+        </w:tblCellMar>
+      </w:tblPr>
+      <w:tblGrid>
+        <w:gridCol w:w="8522"/>
+      </w:tblGrid>
+      <w:tr>
+        <w:tblPrEx>
+          <w:tblBorders>
+            <w:top w:val="single" w:color="auto" w:sz="4" w:space="0"/>
+            <w:left w:val="single" w:color="auto" w:sz="4" w:space="0"/>
+            <w:bottom w:val="single" w:color="auto" w:sz="4" w:space="0"/>
+            <w:right w:val="single" w:color="auto" w:sz="4" w:space="0"/>
+            <w:insideH w:val="single" w:color="auto" w:sz="4" w:space="0"/>
+            <w:insideV w:val="none" w:color="auto" w:sz="0" w:space="0"/>
+          </w:tblBorders>
+          <w:tblCellMar>
+            <w:top w:w="0" w:type="dxa"/>
+            <w:left w:w="108" w:type="dxa"/>
+            <w:bottom w:w="0" w:type="dxa"/>
+            <w:right w:w="108" w:type="dxa"/>
+          </w:tblCellMar>
+        </w:tblPrEx>
+        <w:tc>
+          <w:tcPr>
+            <w:tcW w:w="8522" w:type="dxa"/>
+            <w:tcBorders>
+              <w:top w:val="single" w:color="auto" w:sz="8" w:space="0"/>
+              <w:left w:val="single" w:color="auto" w:sz="8" w:space="0"/>
+              <w:bottom w:val="single" w:color="auto" w:sz="8" w:space="0"/>
+              <w:right w:val="single" w:color="auto" w:sz="8" w:space="0"/>
+            </w:tcBorders>
+            <w:shd w:val="clear" w:color="auto" w:fill="D7D7D7" w:themeFill="background1" w:themeFillShade="D8"/>
+          </w:tcPr>
+          <w:p>
+            <w:pPr>
+              <w:keepNext w:val="0"/>
+              <w:keepLines w:val="0"/>
+              <w:pageBreakBefore w:val="0"/>
+              <w:widowControl w:val="0"/>
+              <w:kinsoku/>
+              <w:wordWrap/>
+              <w:overflowPunct/>
+              <w:topLinePunct w:val="0"/>
+              <w:autoSpaceDE/>
+              <w:autoSpaceDN/>
+              <w:bidi w:val="0"/>
+              <w:adjustRightInd/>
+              <w:snapToGrid/>
+              <w:spacing w:line="300" w:lineRule="auto"/>
+              <w:ind w:left="0" w:leftChars="0" w:firstLine="0" w:firstLineChars="0"/>
+              <w:textAlignment w:val="auto"/>
+              <w:rPr>
+                <w:rFonts w:hint="default" w:eastAsia="宋体"/>
+                <w:sz w:val="28"/>
+                <w:vertAlign w:val="baseline"/>
+                <w:lang w:val="en-US" w:eastAsia="zh-CN"/>
+              </w:rPr>
+            </w:pPr>
+            <w:r>
+              <w:rPr>
+                <w:rFonts w:hint="default" w:ascii="Times New Roman" w:hAnsi="Times New Roman" w:eastAsia="宋体" w:cs="Times New Roman"/>
+                <w:sz w:val="24"/>
+                <w:szCs w:val="24"/>
+                <w:vertAlign w:val="baseline"/>
+                <w:lang w:val="en-US" w:eastAsia="zh-CN"/>
+              </w:rPr>
+              <w:t>附录</w:t>
+            </w:r>
+            <w:r>
+              <w:rPr>
+                <w:rFonts w:hint="eastAsia" w:ascii="Times New Roman" w:hAnsi="Times New Roman" w:cs="Times New Roman"/>
+                <w:sz w:val="24"/>
+                <w:szCs w:val="24"/>
+                <w:vertAlign w:val="baseline"/>
+                <w:lang w:val="en-US" w:eastAsia="zh-CN"/>
+              </w:rPr>
+              <w:t>8：构建 Node.js Web 镜像</w:t>
+            </w:r>
+          </w:p>
+        </w:tc>
+      </w:tr>
+      <w:tr>
+        <w:tblPrEx>
+          <w:tblBorders>
+            <w:top w:val="single" w:color="auto" w:sz="4" w:space="0"/>
+            <w:left w:val="single" w:color="auto" w:sz="4" w:space="0"/>
+            <w:bottom w:val="single" w:color="auto" w:sz="4" w:space="0"/>
+            <w:right w:val="single" w:color="auto" w:sz="4" w:space="0"/>
+            <w:insideH w:val="single" w:color="auto" w:sz="4" w:space="0"/>
+            <w:insideV w:val="none" w:color="auto" w:sz="0" w:space="0"/>
+          </w:tblBorders>
+          <w:tblCellMar>
+            <w:top w:w="0" w:type="dxa"/>
+            <w:left w:w="108" w:type="dxa"/>
+            <w:bottom w:w="0" w:type="dxa"/>
+            <w:right w:w="108" w:type="dxa"/>
+          </w:tblCellMar>
+        </w:tblPrEx>
+        <w:tc>
+          <w:tcPr>
+            <w:tcW w:w="8522" w:type="dxa"/>
+            <w:tcBorders>
+              <w:top w:val="single" w:color="auto" w:sz="8" w:space="0"/>
+              <w:left w:val="single" w:color="auto" w:sz="8" w:space="0"/>
+              <w:bottom w:val="single" w:color="auto" w:sz="8" w:space="0"/>
+              <w:right w:val="single" w:color="auto" w:sz="8" w:space="0"/>
+            </w:tcBorders>
+          </w:tcPr>
+          <w:p>
+            <w:pPr>
+              <w:keepNext w:val="0"/>
+              <w:keepLines w:val="0"/>
+              <w:widowControl/>
+              <w:suppressLineNumbers w:val="0"/>
+              <w:pBdr>
+                <w:top w:val="none" w:color="auto" w:sz="0" w:space="0"/>
+                <w:left w:val="none" w:color="auto" w:sz="0" w:space="0"/>
+                <w:bottom w:val="none" w:color="auto" w:sz="0" w:space="0"/>
+                <w:right w:val="none" w:color="auto" w:sz="0" w:space="0"/>
+              </w:pBdr>
+              <w:shd w:val="clear" w:fill="F8F8F8"/>
+              <w:spacing w:before="0" w:beforeAutospacing="0" w:after="0" w:afterAutospacing="0"/>
+              <w:ind w:left="0" w:firstLine="0"/>
+              <w:jc w:val="left"/>
+              <w:rPr>
+                <w:rFonts w:hint="eastAsia"/>
+                <w:sz w:val="28"/>
+                <w:szCs w:val="28"/>
+                <w:vertAlign w:val="baseline"/>
+              </w:rPr>
+            </w:pPr>
+            <w:r>
+              <w:rPr>
+                <w:rFonts w:hint="eastAsia"/>
+                <w:sz w:val="28"/>
+                <w:szCs w:val="28"/>
+                <w:vertAlign w:val="baseline"/>
+              </w:rPr>
+              <w:t>cd web</w:t>
+            </w:r>
+          </w:p>
+          <w:p>
+            <w:pPr>
+              <w:keepNext w:val="0"/>
+              <w:keepLines w:val="0"/>
+              <w:widowControl/>
+              <w:suppressLineNumbers w:val="0"/>
+              <w:pBdr>
+                <w:top w:val="none" w:color="auto" w:sz="0" w:space="0"/>
+                <w:left w:val="none" w:color="auto" w:sz="0" w:space="0"/>
+                <w:bottom w:val="none" w:color="auto" w:sz="0" w:space="0"/>
+                <w:right w:val="none" w:color="auto" w:sz="0" w:space="0"/>
+              </w:pBdr>
+              <w:shd w:val="clear" w:fill="F8F8F8"/>
+              <w:spacing w:before="0" w:beforeAutospacing="0" w:after="0" w:afterAutospacing="0"/>
+              <w:ind w:left="0" w:firstLine="0"/>
+              <w:jc w:val="left"/>
+              <w:rPr>
+                <w:rFonts w:hint="eastAsia"/>
+                <w:sz w:val="28"/>
+                <w:szCs w:val="28"/>
+                <w:vertAlign w:val="baseline"/>
+              </w:rPr>
+            </w:pPr>
+            <w:r>
+              <w:rPr>
+                <w:rFonts w:hint="eastAsia"/>
+                <w:sz w:val="28"/>
+                <w:szCs w:val="28"/>
+                <w:vertAlign w:val="baseline"/>
+              </w:rPr>
+              <w:t>docker build -t my-web .</w:t>
+            </w:r>
+          </w:p>
+          <w:p>
+            <w:pPr>
+              <w:keepNext w:val="0"/>
+              <w:keepLines w:val="0"/>
+              <w:widowControl/>
+              <w:suppressLineNumbers w:val="0"/>
+              <w:pBdr>
+                <w:top w:val="none" w:color="auto" w:sz="0" w:space="0"/>
+                <w:left w:val="none" w:color="auto" w:sz="0" w:space="0"/>
+                <w:bottom w:val="none" w:color="auto" w:sz="0" w:space="0"/>
+                <w:right w:val="none" w:color="auto" w:sz="0" w:space="0"/>
+              </w:pBdr>
+              <w:shd w:val="clear" w:fill="F8F8F8"/>
+              <w:spacing w:before="0" w:beforeAutospacing="0" w:after="0" w:afterAutospacing="0"/>
+              <w:ind w:left="0" w:firstLine="0"/>
+              <w:jc w:val="left"/>
+              <w:rPr>
+                <w:rFonts w:hint="eastAsia"/>
+                <w:sz w:val="28"/>
+                <w:vertAlign w:val="baseline"/>
+              </w:rPr>
+            </w:pPr>
+            <w:r>
+              <w:rPr>
+                <w:rFonts w:hint="eastAsia"/>
+                <w:sz w:val="28"/>
+                <w:vertAlign w:val="baseline"/>
+              </w:rPr>
+              <w:t>FROM docker.io/library/node:21</w:t>
+            </w:r>
+          </w:p>
+          <w:p>
+            <w:pPr>
+              <w:keepNext w:val="0"/>
+              <w:keepLines w:val="0"/>
+              <w:widowControl/>
+              <w:suppressLineNumbers w:val="0"/>
+              <w:pBdr>
+                <w:top w:val="none" w:color="auto" w:sz="0" w:space="0"/>
+                <w:left w:val="none" w:color="auto" w:sz="0" w:space="0"/>
+                <w:bottom w:val="none" w:color="auto" w:sz="0" w:space="0"/>
+                <w:right w:val="none" w:color="auto" w:sz="0" w:space="0"/>
+              </w:pBdr>
+              <w:shd w:val="clear" w:fill="F8F8F8"/>
+              <w:spacing w:before="0" w:beforeAutospacing="0" w:after="0" w:afterAutospacing="0"/>
+              <w:ind w:left="0" w:firstLine="0"/>
+              <w:jc w:val="left"/>
+              <w:rPr>
+                <w:rFonts w:hint="eastAsia"/>
+                <w:sz w:val="28"/>
+                <w:vertAlign w:val="baseline"/>
+              </w:rPr>
+            </w:pPr>
+            <w:r>
+              <w:rPr>
+                <w:rFonts w:hint="eastAsia"/>
+                <w:sz w:val="28"/>
+                <w:vertAlign w:val="baseline"/>
+              </w:rPr>
+              <w:t>WORKDIR /usr/src/app</w:t>
+            </w:r>
+          </w:p>
+          <w:p>
+            <w:pPr>
+              <w:keepNext w:val="0"/>
+              <w:keepLines w:val="0"/>
+              <w:widowControl/>
+              <w:suppressLineNumbers w:val="0"/>
+              <w:pBdr>
+                <w:top w:val="none" w:color="auto" w:sz="0" w:space="0"/>
+                <w:left w:val="none" w:color="auto" w:sz="0" w:space="0"/>
+                <w:bottom w:val="none" w:color="auto" w:sz="0" w:space="0"/>
+                <w:right w:val="none" w:color="auto" w:sz="0" w:space="0"/>
+              </w:pBdr>
+              <w:shd w:val="clear" w:fill="F8F8F8"/>
+              <w:spacing w:before="0" w:beforeAutospacing="0" w:after="0" w:afterAutospacing="0"/>
+              <w:ind w:left="0" w:firstLine="0"/>
+              <w:jc w:val="left"/>
+              <w:rPr>
+                <w:rFonts w:hint="eastAsia"/>
+                <w:sz w:val="28"/>
+                <w:vertAlign w:val="baseline"/>
+              </w:rPr>
+            </w:pPr>
+            <w:r>
+              <w:rPr>
+                <w:rFonts w:hint="eastAsia"/>
+                <w:sz w:val="28"/>
+                <w:vertAlign w:val="baseline"/>
+              </w:rPr>
+              <w:t>COPY package.json package-lock.json ./</w:t>
+            </w:r>
+          </w:p>
+          <w:p>
+            <w:pPr>
+              <w:keepNext w:val="0"/>
+              <w:keepLines w:val="0"/>
+              <w:widowControl/>
+              <w:suppressLineNumbers w:val="0"/>
+              <w:pBdr>
+                <w:top w:val="none" w:color="auto" w:sz="0" w:space="0"/>
+                <w:left w:val="none" w:color="auto" w:sz="0" w:space="0"/>
+                <w:bottom w:val="none" w:color="auto" w:sz="0" w:space="0"/>
+                <w:right w:val="none" w:color="auto" w:sz="0" w:space="0"/>
+              </w:pBdr>
+              <w:shd w:val="clear" w:fill="F8F8F8"/>
+              <w:spacing w:before="0" w:beforeAutospacing="0" w:after="0" w:afterAutospacing="0"/>
+              <w:ind w:left="0" w:firstLine="0"/>
+              <w:jc w:val="left"/>
+              <w:rPr>
+                <w:rFonts w:hint="eastAsia"/>
+                <w:sz w:val="28"/>
+                <w:vertAlign w:val="baseline"/>
+              </w:rPr>
+            </w:pPr>
+            <w:r>
+              <w:rPr>
+                <w:rFonts w:hint="eastAsia"/>
+                <w:sz w:val="28"/>
+                <w:vertAlign w:val="baseline"/>
+              </w:rPr>
+              <w:t>RUN npm ci</w:t>
+            </w:r>
+          </w:p>
+          <w:p>
+            <w:pPr>
+              <w:keepNext w:val="0"/>
+              <w:keepLines w:val="0"/>
+              <w:widowControl/>
+              <w:suppressLineNumbers w:val="0"/>
+              <w:pBdr>
+                <w:top w:val="none" w:color="auto" w:sz="0" w:space="0"/>
+                <w:left w:val="none" w:color="auto" w:sz="0" w:space="0"/>
+                <w:bottom w:val="none" w:color="auto" w:sz="0" w:space="0"/>
+                <w:right w:val="none" w:color="auto" w:sz="0" w:space="0"/>
+              </w:pBdr>
+              <w:shd w:val="clear" w:fill="F8F8F8"/>
+              <w:spacing w:before="0" w:beforeAutospacing="0" w:after="0" w:afterAutospacing="0"/>
+              <w:ind w:left="0" w:firstLine="0"/>
+              <w:jc w:val="left"/>
+              <w:rPr>
+                <w:rFonts w:hint="eastAsia"/>
+                <w:sz w:val="28"/>
+                <w:vertAlign w:val="baseline"/>
+              </w:rPr>
+            </w:pPr>
+            <w:r>
+              <w:rPr>
+                <w:rFonts w:hint="eastAsia"/>
+                <w:sz w:val="28"/>
+                <w:vertAlign w:val="baseline"/>
+              </w:rPr>
+              <w:t>COPY ./server.js ./</w:t>
+            </w:r>
+          </w:p>
+        </w:tc>
+      </w:tr>
+    </w:tbl>
     <w:p>
       <w:pPr>
         <w:numPr>
@@ -3071,7 +5786,7 @@
     <w:lsdException w:unhideWhenUsed="0" w:uiPriority="0" w:semiHidden="0" w:name="Normal Indent"/>
     <w:lsdException w:unhideWhenUsed="0" w:uiPriority="0" w:semiHidden="0" w:name="footnote text"/>
     <w:lsdException w:unhideWhenUsed="0" w:uiPriority="0" w:semiHidden="0" w:name="annotation text"/>
-    <w:lsdException w:unhideWhenUsed="0" w:uiPriority="0" w:semiHidden="0" w:name="header"/>
+    <w:lsdException w:qFormat="1" w:unhideWhenUsed="0" w:uiPriority="0" w:semiHidden="0" w:name="header"/>
     <w:lsdException w:qFormat="1" w:unhideWhenUsed="0" w:uiPriority="0" w:semiHidden="0" w:name="footer"/>
     <w:lsdException w:unhideWhenUsed="0" w:uiPriority="0" w:semiHidden="0" w:name="index heading"/>
     <w:lsdException w:qFormat="1" w:uiPriority="0" w:name="caption"/>
@@ -3143,7 +5858,7 @@
     <w:lsdException w:unhideWhenUsed="0" w:uiPriority="0" w:semiHidden="0" w:name="HTML Sample"/>
     <w:lsdException w:unhideWhenUsed="0" w:uiPriority="0" w:semiHidden="0" w:name="HTML Typewriter"/>
     <w:lsdException w:unhideWhenUsed="0" w:uiPriority="0" w:semiHidden="0" w:name="HTML Variable"/>
-    <w:lsdException w:uiPriority="99" w:name="Normal Table"/>
+    <w:lsdException w:qFormat="1" w:uiPriority="99" w:name="Normal Table"/>
     <w:lsdException w:unhideWhenUsed="0" w:uiPriority="0" w:semiHidden="0" w:name="annotation subject"/>
     <w:lsdException w:uiPriority="0" w:name="Table Simple 1"/>
     <w:lsdException w:uiPriority="0" w:name="Table Simple 2"/>
@@ -3187,8 +5902,8 @@
     <w:lsdException w:uiPriority="0" w:name="Table Web 1"/>
     <w:lsdException w:uiPriority="0" w:name="Table Web 2"/>
     <w:lsdException w:uiPriority="0" w:name="Table Web 3"/>
-    <w:lsdException w:unhideWhenUsed="0" w:uiPriority="0" w:semiHidden="0" w:name="Balloon Text"/>
-    <w:lsdException w:unhideWhenUsed="0" w:uiPriority="0" w:semiHidden="0" w:name="Table Grid"/>
+    <w:lsdException w:qFormat="1" w:unhideWhenUsed="0" w:uiPriority="0" w:semiHidden="0" w:name="Balloon Text"/>
+    <w:lsdException w:qFormat="1" w:unhideWhenUsed="0" w:uiPriority="39" w:semiHidden="0" w:name="Table Grid"/>
     <w:lsdException w:uiPriority="0" w:name="Table Theme"/>
     <w:lsdException w:unhideWhenUsed="0" w:uiPriority="60" w:semiHidden="0" w:name="Light Shading"/>
     <w:lsdException w:unhideWhenUsed="0" w:uiPriority="61" w:semiHidden="0" w:name="Light List"/>
@@ -3306,7 +6021,7 @@
       <w:lang w:val="en-US" w:eastAsia="zh-CN" w:bidi="ar-SA"/>
     </w:rPr>
   </w:style>
-  <w:style w:type="character" w:default="1" w:styleId="8">
+  <w:style w:type="character" w:default="1" w:styleId="9">
     <w:name w:val="Default Paragraph Font"/>
     <w:unhideWhenUsed/>
     <w:qFormat/>
@@ -3316,6 +6031,7 @@
     <w:name w:val="Normal Table"/>
     <w:semiHidden/>
     <w:unhideWhenUsed/>
+    <w:qFormat/>
     <w:uiPriority w:val="99"/>
     <w:tblPr>
       <w:tblCellMar>
@@ -3329,7 +6045,8 @@
   <w:style w:type="paragraph" w:styleId="2">
     <w:name w:val="Balloon Text"/>
     <w:basedOn w:val="1"/>
-    <w:link w:val="18"/>
+    <w:link w:val="20"/>
+    <w:qFormat/>
     <w:uiPriority w:val="0"/>
     <w:rPr>
       <w:sz w:val="18"/>
@@ -3339,7 +6056,7 @@
   <w:style w:type="paragraph" w:styleId="3">
     <w:name w:val="footer"/>
     <w:basedOn w:val="1"/>
-    <w:link w:val="14"/>
+    <w:link w:val="16"/>
     <w:qFormat/>
     <w:uiPriority w:val="0"/>
     <w:pPr>
@@ -3358,7 +6075,8 @@
   <w:style w:type="paragraph" w:styleId="4">
     <w:name w:val="header"/>
     <w:basedOn w:val="1"/>
-    <w:link w:val="13"/>
+    <w:link w:val="15"/>
+    <w:qFormat/>
     <w:uiPriority w:val="0"/>
     <w:pPr>
       <w:pBdr>
@@ -3424,9 +6142,34 @@
       <w:lang w:val="en-US" w:eastAsia="zh-CN" w:bidi="ar"/>
     </w:rPr>
   </w:style>
-  <w:style w:type="character" w:styleId="9">
+  <w:style w:type="table" w:styleId="8">
+    <w:name w:val="Table Grid"/>
+    <w:basedOn w:val="7"/>
+    <w:qFormat/>
+    <w:uiPriority w:val="39"/>
+    <w:tblPr>
+      <w:tblBorders>
+        <w:top w:val="single" w:color="auto" w:sz="4" w:space="0"/>
+        <w:left w:val="single" w:color="auto" w:sz="4" w:space="0"/>
+        <w:bottom w:val="single" w:color="auto" w:sz="4" w:space="0"/>
+        <w:right w:val="single" w:color="auto" w:sz="4" w:space="0"/>
+        <w:insideH w:val="single" w:color="auto" w:sz="4" w:space="0"/>
+        <w:insideV w:val="single" w:color="auto" w:sz="4" w:space="0"/>
+      </w:tblBorders>
+    </w:tblPr>
+  </w:style>
+  <w:style w:type="character" w:styleId="10">
+    <w:name w:val="Strong"/>
+    <w:basedOn w:val="9"/>
+    <w:qFormat/>
+    <w:uiPriority w:val="0"/>
+    <w:rPr>
+      <w:b/>
+    </w:rPr>
+  </w:style>
+  <w:style w:type="character" w:styleId="11">
     <w:name w:val="FollowedHyperlink"/>
-    <w:basedOn w:val="8"/>
+    <w:basedOn w:val="9"/>
     <w:qFormat/>
     <w:uiPriority w:val="0"/>
     <w:rPr>
@@ -3439,18 +6182,18 @@
       </w14:textFill>
     </w:rPr>
   </w:style>
-  <w:style w:type="character" w:styleId="10">
+  <w:style w:type="character" w:styleId="12">
     <w:name w:val="Emphasis"/>
-    <w:basedOn w:val="8"/>
+    <w:basedOn w:val="9"/>
     <w:qFormat/>
     <w:uiPriority w:val="0"/>
     <w:rPr>
       <w:i/>
     </w:rPr>
   </w:style>
-  <w:style w:type="character" w:styleId="11">
+  <w:style w:type="character" w:styleId="13">
     <w:name w:val="Hyperlink"/>
-    <w:basedOn w:val="8"/>
+    <w:basedOn w:val="9"/>
     <w:qFormat/>
     <w:uiPriority w:val="0"/>
     <w:rPr>
@@ -3463,18 +6206,18 @@
       </w14:textFill>
     </w:rPr>
   </w:style>
-  <w:style w:type="character" w:styleId="12">
+  <w:style w:type="character" w:styleId="14">
     <w:name w:val="HTML Code"/>
-    <w:basedOn w:val="8"/>
+    <w:basedOn w:val="9"/>
     <w:uiPriority w:val="0"/>
     <w:rPr>
       <w:rFonts w:ascii="Courier New" w:hAnsi="Courier New"/>
       <w:sz w:val="20"/>
     </w:rPr>
   </w:style>
-  <w:style w:type="character" w:customStyle="1" w:styleId="13">
+  <w:style w:type="character" w:customStyle="1" w:styleId="15">
     <w:name w:val="页眉 字符"/>
-    <w:basedOn w:val="8"/>
+    <w:basedOn w:val="9"/>
     <w:link w:val="4"/>
     <w:qFormat/>
     <w:uiPriority w:val="0"/>
@@ -3484,9 +6227,9 @@
       <w:szCs w:val="18"/>
     </w:rPr>
   </w:style>
-  <w:style w:type="character" w:customStyle="1" w:styleId="14">
+  <w:style w:type="character" w:customStyle="1" w:styleId="16">
     <w:name w:val="页脚 字符"/>
-    <w:basedOn w:val="8"/>
+    <w:basedOn w:val="9"/>
     <w:link w:val="3"/>
     <w:qFormat/>
     <w:uiPriority w:val="0"/>
@@ -3496,7 +6239,7 @@
       <w:szCs w:val="18"/>
     </w:rPr>
   </w:style>
-  <w:style w:type="paragraph" w:customStyle="1" w:styleId="15">
+  <w:style w:type="paragraph" w:customStyle="1" w:styleId="17">
     <w:name w:val="reader-word-layer reader-word-s1-21"/>
     <w:basedOn w:val="1"/>
     <w:qFormat/>
@@ -3512,7 +6255,7 @@
       <w:sz w:val="24"/>
     </w:rPr>
   </w:style>
-  <w:style w:type="paragraph" w:customStyle="1" w:styleId="16">
+  <w:style w:type="paragraph" w:customStyle="1" w:styleId="18">
     <w:name w:val="reader-word-layer reader-word-s1-30"/>
     <w:basedOn w:val="1"/>
     <w:qFormat/>
@@ -3528,7 +6271,7 @@
       <w:sz w:val="24"/>
     </w:rPr>
   </w:style>
-  <w:style w:type="paragraph" w:styleId="17">
+  <w:style w:type="paragraph" w:styleId="19">
     <w:name w:val="List Paragraph"/>
     <w:basedOn w:val="1"/>
     <w:qFormat/>
@@ -3537,9 +6280,9 @@
       <w:ind w:firstLine="420" w:firstLineChars="200"/>
     </w:pPr>
   </w:style>
-  <w:style w:type="character" w:customStyle="1" w:styleId="18">
+  <w:style w:type="character" w:customStyle="1" w:styleId="20">
     <w:name w:val="批注框文本 字符"/>
-    <w:basedOn w:val="8"/>
+    <w:basedOn w:val="9"/>
     <w:link w:val="2"/>
     <w:qFormat/>
     <w:uiPriority w:val="0"/>
@@ -3549,15 +6292,32 @@
       <w:szCs w:val="18"/>
     </w:rPr>
   </w:style>
-  <w:style w:type="character" w:customStyle="1" w:styleId="19">
+  <w:style w:type="character" w:customStyle="1" w:styleId="21">
     <w:name w:val="Unresolved Mention"/>
-    <w:basedOn w:val="8"/>
+    <w:basedOn w:val="9"/>
     <w:semiHidden/>
     <w:unhideWhenUsed/>
+    <w:qFormat/>
     <w:uiPriority w:val="99"/>
     <w:rPr>
       <w:color w:val="605E5C"/>
       <w:shd w:val="clear" w:color="auto" w:fill="E1DFDD"/>
+    </w:rPr>
+  </w:style>
+  <w:style w:type="paragraph" w:customStyle="1" w:styleId="22">
+    <w:name w:val="图表"/>
+    <w:basedOn w:val="1"/>
+    <w:next w:val="1"/>
+    <w:qFormat/>
+    <w:uiPriority w:val="0"/>
+    <w:pPr>
+      <w:ind w:firstLine="0" w:firstLineChars="0"/>
+      <w:jc w:val="center"/>
+    </w:pPr>
+    <w:rPr>
+      <w:b/>
+      <w:sz w:val="21"/>
+      <w:szCs w:val="21"/>
     </w:rPr>
   </w:style>
 </w:styles>

--- a/Labs/Lab02/Lab02+徐炜杰+202383910029.docx
+++ b/Labs/Lab02/Lab02+徐炜杰+202383910029.docx
@@ -1139,6 +1139,20 @@
         <w:autoSpaceDN w:val="0"/>
         <w:adjustRightInd w:val="0"/>
         <w:spacing w:line="300" w:lineRule="auto"/>
+        <w:jc w:val="left"/>
+      </w:pPr>
+    </w:p>
+    <w:p>
+      <w:pPr>
+        <w:widowControl w:val="0"/>
+        <w:numPr>
+          <w:ilvl w:val="0"/>
+          <w:numId w:val="0"/>
+        </w:numPr>
+        <w:autoSpaceDE w:val="0"/>
+        <w:autoSpaceDN w:val="0"/>
+        <w:adjustRightInd w:val="0"/>
+        <w:spacing w:line="300" w:lineRule="auto"/>
         <w:jc w:val="both"/>
         <w:rPr>
           <w:rFonts w:hint="eastAsia"/>
@@ -1268,6 +1282,20 @@
           </wp:inline>
         </w:drawing>
       </w:r>
+    </w:p>
+    <w:p>
+      <w:pPr>
+        <w:widowControl w:val="0"/>
+        <w:numPr>
+          <w:ilvl w:val="0"/>
+          <w:numId w:val="0"/>
+        </w:numPr>
+        <w:autoSpaceDE w:val="0"/>
+        <w:autoSpaceDN w:val="0"/>
+        <w:adjustRightInd w:val="0"/>
+        <w:spacing w:line="300" w:lineRule="auto"/>
+        <w:jc w:val="left"/>
+      </w:pPr>
     </w:p>
     <w:p>
       <w:pPr>
@@ -1363,6 +1391,20 @@
         <w:autoSpaceDN w:val="0"/>
         <w:adjustRightInd w:val="0"/>
         <w:spacing w:line="300" w:lineRule="auto"/>
+        <w:jc w:val="left"/>
+      </w:pPr>
+    </w:p>
+    <w:p>
+      <w:pPr>
+        <w:widowControl w:val="0"/>
+        <w:numPr>
+          <w:ilvl w:val="0"/>
+          <w:numId w:val="0"/>
+        </w:numPr>
+        <w:autoSpaceDE w:val="0"/>
+        <w:autoSpaceDN w:val="0"/>
+        <w:adjustRightInd w:val="0"/>
+        <w:spacing w:line="300" w:lineRule="auto"/>
         <w:jc w:val="both"/>
         <w:rPr>
           <w:sz w:val="24"/>
@@ -1445,6 +1487,20 @@
         <w:autoSpaceDN w:val="0"/>
         <w:adjustRightInd w:val="0"/>
         <w:spacing w:line="300" w:lineRule="auto"/>
+        <w:jc w:val="left"/>
+      </w:pPr>
+    </w:p>
+    <w:p>
+      <w:pPr>
+        <w:widowControl w:val="0"/>
+        <w:numPr>
+          <w:ilvl w:val="0"/>
+          <w:numId w:val="0"/>
+        </w:numPr>
+        <w:autoSpaceDE w:val="0"/>
+        <w:autoSpaceDN w:val="0"/>
+        <w:adjustRightInd w:val="0"/>
+        <w:spacing w:line="300" w:lineRule="auto"/>
         <w:jc w:val="both"/>
         <w:rPr>
           <w:sz w:val="24"/>
@@ -1527,6 +1583,20 @@
         <w:autoSpaceDN w:val="0"/>
         <w:adjustRightInd w:val="0"/>
         <w:spacing w:line="300" w:lineRule="auto"/>
+        <w:jc w:val="left"/>
+      </w:pPr>
+    </w:p>
+    <w:p>
+      <w:pPr>
+        <w:widowControl w:val="0"/>
+        <w:numPr>
+          <w:ilvl w:val="0"/>
+          <w:numId w:val="0"/>
+        </w:numPr>
+        <w:autoSpaceDE w:val="0"/>
+        <w:autoSpaceDN w:val="0"/>
+        <w:adjustRightInd w:val="0"/>
+        <w:spacing w:line="300" w:lineRule="auto"/>
         <w:jc w:val="both"/>
         <w:rPr>
           <w:sz w:val="24"/>
@@ -1609,6 +1679,20 @@
         <w:autoSpaceDN w:val="0"/>
         <w:adjustRightInd w:val="0"/>
         <w:spacing w:line="300" w:lineRule="auto"/>
+        <w:jc w:val="left"/>
+      </w:pPr>
+    </w:p>
+    <w:p>
+      <w:pPr>
+        <w:widowControl w:val="0"/>
+        <w:numPr>
+          <w:ilvl w:val="0"/>
+          <w:numId w:val="0"/>
+        </w:numPr>
+        <w:autoSpaceDE w:val="0"/>
+        <w:autoSpaceDN w:val="0"/>
+        <w:adjustRightInd w:val="0"/>
+        <w:spacing w:line="300" w:lineRule="auto"/>
         <w:jc w:val="both"/>
         <w:rPr>
           <w:sz w:val="24"/>
@@ -1691,6 +1775,20 @@
         <w:autoSpaceDN w:val="0"/>
         <w:adjustRightInd w:val="0"/>
         <w:spacing w:line="300" w:lineRule="auto"/>
+        <w:jc w:val="left"/>
+      </w:pPr>
+    </w:p>
+    <w:p>
+      <w:pPr>
+        <w:widowControl w:val="0"/>
+        <w:numPr>
+          <w:ilvl w:val="0"/>
+          <w:numId w:val="0"/>
+        </w:numPr>
+        <w:autoSpaceDE w:val="0"/>
+        <w:autoSpaceDN w:val="0"/>
+        <w:adjustRightInd w:val="0"/>
+        <w:spacing w:line="300" w:lineRule="auto"/>
         <w:jc w:val="both"/>
         <w:rPr>
           <w:sz w:val="24"/>
@@ -1773,6 +1871,20 @@
         <w:autoSpaceDN w:val="0"/>
         <w:adjustRightInd w:val="0"/>
         <w:spacing w:line="300" w:lineRule="auto"/>
+        <w:jc w:val="center"/>
+      </w:pPr>
+    </w:p>
+    <w:p>
+      <w:pPr>
+        <w:widowControl w:val="0"/>
+        <w:numPr>
+          <w:ilvl w:val="0"/>
+          <w:numId w:val="0"/>
+        </w:numPr>
+        <w:autoSpaceDE w:val="0"/>
+        <w:autoSpaceDN w:val="0"/>
+        <w:adjustRightInd w:val="0"/>
+        <w:spacing w:line="300" w:lineRule="auto"/>
         <w:jc w:val="both"/>
       </w:pPr>
       <w:r>
@@ -1851,6 +1963,20 @@
         <w:autoSpaceDN w:val="0"/>
         <w:adjustRightInd w:val="0"/>
         <w:spacing w:line="300" w:lineRule="auto"/>
+        <w:jc w:val="center"/>
+      </w:pPr>
+    </w:p>
+    <w:p>
+      <w:pPr>
+        <w:widowControl w:val="0"/>
+        <w:numPr>
+          <w:ilvl w:val="0"/>
+          <w:numId w:val="0"/>
+        </w:numPr>
+        <w:autoSpaceDE w:val="0"/>
+        <w:autoSpaceDN w:val="0"/>
+        <w:adjustRightInd w:val="0"/>
+        <w:spacing w:line="300" w:lineRule="auto"/>
         <w:jc w:val="both"/>
         <w:rPr>
           <w:sz w:val="24"/>
@@ -1933,6 +2059,20 @@
         <w:autoSpaceDN w:val="0"/>
         <w:adjustRightInd w:val="0"/>
         <w:spacing w:line="300" w:lineRule="auto"/>
+        <w:jc w:val="left"/>
+      </w:pPr>
+    </w:p>
+    <w:p>
+      <w:pPr>
+        <w:widowControl w:val="0"/>
+        <w:numPr>
+          <w:ilvl w:val="0"/>
+          <w:numId w:val="0"/>
+        </w:numPr>
+        <w:autoSpaceDE w:val="0"/>
+        <w:autoSpaceDN w:val="0"/>
+        <w:adjustRightInd w:val="0"/>
+        <w:spacing w:line="300" w:lineRule="auto"/>
         <w:jc w:val="both"/>
         <w:rPr>
           <w:sz w:val="24"/>
@@ -2073,6 +2213,20 @@
         <w:autoSpaceDN w:val="0"/>
         <w:adjustRightInd w:val="0"/>
         <w:spacing w:line="300" w:lineRule="auto"/>
+        <w:jc w:val="left"/>
+      </w:pPr>
+    </w:p>
+    <w:p>
+      <w:pPr>
+        <w:widowControl w:val="0"/>
+        <w:numPr>
+          <w:ilvl w:val="0"/>
+          <w:numId w:val="0"/>
+        </w:numPr>
+        <w:autoSpaceDE w:val="0"/>
+        <w:autoSpaceDN w:val="0"/>
+        <w:adjustRightInd w:val="0"/>
+        <w:spacing w:line="300" w:lineRule="auto"/>
         <w:jc w:val="both"/>
         <w:rPr>
           <w:sz w:val="24"/>
@@ -2156,6 +2310,20 @@
         <w:autoSpaceDN w:val="0"/>
         <w:adjustRightInd w:val="0"/>
         <w:spacing w:line="300" w:lineRule="auto"/>
+        <w:jc w:val="left"/>
+      </w:pPr>
+    </w:p>
+    <w:p>
+      <w:pPr>
+        <w:widowControl w:val="0"/>
+        <w:numPr>
+          <w:ilvl w:val="0"/>
+          <w:numId w:val="0"/>
+        </w:numPr>
+        <w:autoSpaceDE w:val="0"/>
+        <w:autoSpaceDN w:val="0"/>
+        <w:adjustRightInd w:val="0"/>
+        <w:spacing w:line="300" w:lineRule="auto"/>
         <w:jc w:val="both"/>
         <w:rPr>
           <w:sz w:val="24"/>
@@ -2238,6 +2406,20 @@
         <w:autoSpaceDN w:val="0"/>
         <w:adjustRightInd w:val="0"/>
         <w:spacing w:line="300" w:lineRule="auto"/>
+        <w:jc w:val="left"/>
+      </w:pPr>
+    </w:p>
+    <w:p>
+      <w:pPr>
+        <w:widowControl w:val="0"/>
+        <w:numPr>
+          <w:ilvl w:val="0"/>
+          <w:numId w:val="0"/>
+        </w:numPr>
+        <w:autoSpaceDE w:val="0"/>
+        <w:autoSpaceDN w:val="0"/>
+        <w:adjustRightInd w:val="0"/>
+        <w:spacing w:line="300" w:lineRule="auto"/>
         <w:jc w:val="both"/>
         <w:rPr>
           <w:sz w:val="24"/>
@@ -2320,6 +2502,20 @@
         <w:autoSpaceDN w:val="0"/>
         <w:adjustRightInd w:val="0"/>
         <w:spacing w:line="300" w:lineRule="auto"/>
+        <w:jc w:val="left"/>
+      </w:pPr>
+    </w:p>
+    <w:p>
+      <w:pPr>
+        <w:widowControl w:val="0"/>
+        <w:numPr>
+          <w:ilvl w:val="0"/>
+          <w:numId w:val="0"/>
+        </w:numPr>
+        <w:autoSpaceDE w:val="0"/>
+        <w:autoSpaceDN w:val="0"/>
+        <w:adjustRightInd w:val="0"/>
+        <w:spacing w:line="300" w:lineRule="auto"/>
         <w:jc w:val="both"/>
         <w:rPr>
           <w:sz w:val="24"/>
@@ -2347,7 +2543,6 @@
         <w:spacing w:line="300" w:lineRule="auto"/>
         <w:jc w:val="center"/>
       </w:pPr>
-      <w:bookmarkStart w:id="0" w:name="_GoBack"/>
       <w:r>
         <w:drawing>
           <wp:inline distT="0" distB="0" distL="114300" distR="114300">
@@ -2392,7 +2587,6 @@
         </w:drawing>
       </w:r>
     </w:p>
-    <w:bookmarkEnd w:id="0"/>
     <w:p>
       <w:pPr>
         <w:widowControl w:val="0"/>
@@ -2461,33 +2655,29 @@
         <w:autoSpaceDN w:val="0"/>
         <w:adjustRightInd w:val="0"/>
         <w:spacing w:line="300" w:lineRule="auto"/>
+        <w:jc w:val="center"/>
+      </w:pPr>
+    </w:p>
+    <w:p>
+      <w:pPr>
+        <w:widowControl w:val="0"/>
+        <w:numPr>
+          <w:ilvl w:val="0"/>
+          <w:numId w:val="0"/>
+        </w:numPr>
+        <w:autoSpaceDE w:val="0"/>
+        <w:autoSpaceDN w:val="0"/>
+        <w:adjustRightInd w:val="0"/>
+        <w:spacing w:line="300" w:lineRule="auto"/>
         <w:jc w:val="both"/>
+      </w:pPr>
+      <w:r>
         <w:rPr>
           <w:sz w:val="24"/>
           <w:szCs w:val="32"/>
         </w:rPr>
-      </w:pPr>
-      <w:r>
-        <w:rPr>
-          <w:sz w:val="24"/>
-          <w:szCs w:val="32"/>
-        </w:rPr>
         <w:t>A custom Docker network is created, and a Redis container is launched within this network with a network alias assigned, enabling service discovery and communication in a multi-container setup.</w:t>
       </w:r>
-    </w:p>
-    <w:p>
-      <w:pPr>
-        <w:widowControl w:val="0"/>
-        <w:numPr>
-          <w:ilvl w:val="0"/>
-          <w:numId w:val="0"/>
-        </w:numPr>
-        <w:autoSpaceDE w:val="0"/>
-        <w:autoSpaceDN w:val="0"/>
-        <w:adjustRightInd w:val="0"/>
-        <w:spacing w:line="300" w:lineRule="auto"/>
-        <w:jc w:val="left"/>
-      </w:pPr>
     </w:p>
     <w:p>
       <w:pPr>
@@ -2557,6 +2747,20 @@
         <w:autoSpaceDN w:val="0"/>
         <w:adjustRightInd w:val="0"/>
         <w:spacing w:line="300" w:lineRule="auto"/>
+        <w:jc w:val="left"/>
+      </w:pPr>
+    </w:p>
+    <w:p>
+      <w:pPr>
+        <w:widowControl w:val="0"/>
+        <w:numPr>
+          <w:ilvl w:val="0"/>
+          <w:numId w:val="0"/>
+        </w:numPr>
+        <w:autoSpaceDE w:val="0"/>
+        <w:autoSpaceDN w:val="0"/>
+        <w:adjustRightInd w:val="0"/>
+        <w:spacing w:line="300" w:lineRule="auto"/>
         <w:jc w:val="both"/>
         <w:rPr>
           <w:sz w:val="24"/>
@@ -2643,6 +2847,22 @@
           </wp:inline>
         </w:drawing>
       </w:r>
+    </w:p>
+    <w:p>
+      <w:pPr>
+        <w:widowControl w:val="0"/>
+        <w:numPr>
+          <w:ilvl w:val="0"/>
+          <w:numId w:val="0"/>
+        </w:numPr>
+        <w:autoSpaceDE w:val="0"/>
+        <w:autoSpaceDN w:val="0"/>
+        <w:adjustRightInd w:val="0"/>
+        <w:spacing w:line="300" w:lineRule="auto"/>
+        <w:jc w:val="left"/>
+      </w:pPr>
+      <w:bookmarkStart w:id="0" w:name="_GoBack"/>
+      <w:bookmarkEnd w:id="0"/>
     </w:p>
     <w:p>
       <w:pPr>
@@ -4194,12 +4414,6 @@
             <w:insideH w:val="single" w:color="auto" w:sz="4" w:space="0"/>
             <w:insideV w:val="none" w:color="auto" w:sz="0" w:space="0"/>
           </w:tblBorders>
-          <w:tblCellMar>
-            <w:top w:w="0" w:type="dxa"/>
-            <w:left w:w="108" w:type="dxa"/>
-            <w:bottom w:w="0" w:type="dxa"/>
-            <w:right w:w="108" w:type="dxa"/>
-          </w:tblCellMar>
         </w:tblPrEx>
         <w:tc>
           <w:tcPr>
@@ -4596,12 +4810,6 @@
             <w:insideH w:val="single" w:color="auto" w:sz="4" w:space="0"/>
             <w:insideV w:val="none" w:color="auto" w:sz="0" w:space="0"/>
           </w:tblBorders>
-          <w:tblCellMar>
-            <w:top w:w="0" w:type="dxa"/>
-            <w:left w:w="108" w:type="dxa"/>
-            <w:bottom w:w="0" w:type="dxa"/>
-            <w:right w:w="108" w:type="dxa"/>
-          </w:tblCellMar>
         </w:tblPrEx>
         <w:tc>
           <w:tcPr>
